--- a/assets/pdf/Humphrey_Maina_CV.docx
+++ b/assets/pdf/Humphrey_Maina_CV.docx
@@ -83,7 +83,7 @@
         <w:r>
           <w:rPr>
             <w:rStyle w:val="Hyperlink"/>
-            <w:u w:val="none"/>
+            <w:u w:val="single"/>
           </w:rPr>
           <w:t>https://cyberpsychiatrist.github.io/Portfolio/</w:t>
         </w:r>
@@ -112,34 +112,644 @@
       <w:r>
         <w:rPr>
           <w:b/>
-          <w:sz w:val="24"/>
+          <w:sz w:val="28"/>
+          <w:szCs w:val="28"/>
         </w:rPr>
         <w:t>Professional Summary</w:t>
+      </w:r>
+      <w:r>
+        <w:rPr>
+          <w:b/>
+          <w:sz w:val="24"/>
+        </w:rPr>
         <w:br/>
       </w:r>
     </w:p>
     <w:p>
       <w:pPr>
+        <w:pStyle w:val="BodyText"/>
+        <w:spacing w:before="0" w:after="200"/>
+        <w:rPr>
+          <w:sz w:val="24"/>
+          <w:szCs w:val="24"/>
+        </w:rPr>
+      </w:pPr>
+      <w:r>
+        <w:rPr>
+          <w:sz w:val="24"/>
+          <w:szCs w:val="24"/>
+        </w:rPr>
+        <w:t>Data Analyst and Blockchain Developer with strong expertise in AI-driven analytics, statistical modeling, and backend-integrated distributed ledger systems. Experienced in transforming complex datasets into actionable insights through SQL optimization, econometric analysis (SPSS, STATA), machine learning, and interactive dashboards. Skilled in leveraging AI tools such as Prompt BI, GPT-based systems, and GitHub Copilot to automate analytical workflows and enhance data-driven decision-making.</w:t>
+      </w:r>
+    </w:p>
+    <w:p>
+      <w:pPr>
+        <w:pStyle w:val="BodyText"/>
+        <w:spacing w:before="0" w:after="200"/>
+        <w:rPr/>
+      </w:pPr>
+      <w:r>
+        <w:rPr>
+          <w:sz w:val="24"/>
+          <w:szCs w:val="24"/>
+        </w:rPr>
+        <w:t xml:space="preserve">Additionally experienced in enterprise blockchain development using </w:t>
+      </w:r>
+      <w:r>
+        <w:rPr>
+          <w:rStyle w:val="Strong"/>
+          <w:sz w:val="24"/>
+          <w:szCs w:val="24"/>
+        </w:rPr>
+        <w:t>Hyperledger Fabric</w:t>
+      </w:r>
+      <w:r>
+        <w:rPr>
+          <w:sz w:val="24"/>
+          <w:szCs w:val="24"/>
+        </w:rPr>
+        <w:t xml:space="preserve"> within the </w:t>
+      </w:r>
+      <w:r>
+        <w:rPr>
+          <w:rStyle w:val="Strong"/>
+          <w:sz w:val="24"/>
+          <w:szCs w:val="24"/>
+        </w:rPr>
+        <w:t>Hyperledger</w:t>
+      </w:r>
+      <w:r>
+        <w:rPr>
+          <w:sz w:val="24"/>
+          <w:szCs w:val="24"/>
+        </w:rPr>
+        <w:t xml:space="preserve"> ecosystem, including smart contract (chaincode) development, permissioned network configuration, and secure data transaction design. Passionate about applying statistical rigor, AI automation, and blockchain infrastructure to improve governance, transparency, and business performance.</w:t>
+      </w:r>
+    </w:p>
+    <w:p>
+      <w:pPr>
         <w:pStyle w:val="Normal"/>
         <w:rPr/>
       </w:pPr>
       <w:r>
-        <w:rPr/>
-        <w:t>Data Analyst with expertise in AI-driven analytics, SQL, SPSS, and STATA. Experienced in transforming raw data into actionable insights through statistical modeling, machine learning, and interactive dashboards. Adept at leveraging AI tools such as Prompt BI, GPT  and Github Copilot to automate workflows, enhance data-driven development and  improve decision making. Passionate about applying emerging technologies to improve business performance and analytical efficiency.</w:t>
+        <w:rPr>
+          <w:b/>
+          <w:sz w:val="28"/>
+          <w:szCs w:val="28"/>
+        </w:rPr>
+        <w:t>Core Competencies</w:t>
+      </w:r>
+      <w:r>
+        <w:rPr>
+          <w:b/>
+          <w:sz w:val="24"/>
+        </w:rPr>
+        <w:br/>
       </w:r>
     </w:p>
     <w:p>
       <w:pPr>
+        <w:pStyle w:val="BodyText"/>
+        <w:spacing w:before="0" w:after="200"/>
+        <w:rPr/>
+      </w:pPr>
+      <w:r>
+        <w:rPr>
+          <w:rStyle w:val="Strong"/>
+        </w:rPr>
+        <w:t>Statistical &amp; Quantitative Analysis</w:t>
+      </w:r>
+    </w:p>
+    <w:p>
+      <w:pPr>
+        <w:pStyle w:val="BodyText"/>
+        <w:numPr>
+          <w:ilvl w:val="0"/>
+          <w:numId w:val="7"/>
+        </w:numPr>
+        <w:tabs>
+          <w:tab w:val="clear" w:pos="720"/>
+          <w:tab w:val="left" w:pos="0" w:leader="none"/>
+        </w:tabs>
+        <w:spacing w:before="0" w:after="200"/>
+        <w:ind w:hanging="283" w:left="709"/>
+        <w:rPr>
+          <w:sz w:val="24"/>
+          <w:szCs w:val="24"/>
+        </w:rPr>
+      </w:pPr>
+      <w:r>
+        <w:rPr>
+          <w:sz w:val="24"/>
+          <w:szCs w:val="24"/>
+        </w:rPr>
+        <w:t>Data Cleaning, Transformation &amp; Validation</w:t>
+      </w:r>
+    </w:p>
+    <w:p>
+      <w:pPr>
+        <w:pStyle w:val="BodyText"/>
+        <w:numPr>
+          <w:ilvl w:val="0"/>
+          <w:numId w:val="7"/>
+        </w:numPr>
+        <w:tabs>
+          <w:tab w:val="clear" w:pos="720"/>
+          <w:tab w:val="left" w:pos="0" w:leader="none"/>
+        </w:tabs>
+        <w:spacing w:before="0" w:after="200"/>
+        <w:ind w:hanging="283" w:left="709"/>
+        <w:rPr>
+          <w:sz w:val="24"/>
+          <w:szCs w:val="24"/>
+        </w:rPr>
+      </w:pPr>
+      <w:r>
+        <w:rPr>
+          <w:sz w:val="24"/>
+          <w:szCs w:val="24"/>
+        </w:rPr>
+        <w:t>Statistical Modeling (SPSS, STATA)</w:t>
+      </w:r>
+    </w:p>
+    <w:p>
+      <w:pPr>
+        <w:pStyle w:val="BodyText"/>
+        <w:numPr>
+          <w:ilvl w:val="0"/>
+          <w:numId w:val="7"/>
+        </w:numPr>
+        <w:tabs>
+          <w:tab w:val="clear" w:pos="720"/>
+          <w:tab w:val="left" w:pos="0" w:leader="none"/>
+        </w:tabs>
+        <w:spacing w:before="0" w:after="200"/>
+        <w:ind w:hanging="283" w:left="709"/>
+        <w:rPr>
+          <w:sz w:val="24"/>
+          <w:szCs w:val="24"/>
+        </w:rPr>
+      </w:pPr>
+      <w:r>
+        <w:rPr>
+          <w:sz w:val="24"/>
+          <w:szCs w:val="24"/>
+        </w:rPr>
+        <w:t>Econometrics &amp; Hypothesis Testing</w:t>
+      </w:r>
+    </w:p>
+    <w:p>
+      <w:pPr>
+        <w:pStyle w:val="BodyText"/>
+        <w:numPr>
+          <w:ilvl w:val="0"/>
+          <w:numId w:val="7"/>
+        </w:numPr>
+        <w:tabs>
+          <w:tab w:val="clear" w:pos="720"/>
+          <w:tab w:val="left" w:pos="0" w:leader="none"/>
+        </w:tabs>
+        <w:spacing w:before="0" w:after="200"/>
+        <w:ind w:hanging="283" w:left="709"/>
+        <w:rPr>
+          <w:sz w:val="24"/>
+          <w:szCs w:val="24"/>
+        </w:rPr>
+      </w:pPr>
+      <w:r>
+        <w:rPr>
+          <w:sz w:val="24"/>
+          <w:szCs w:val="24"/>
+        </w:rPr>
+        <w:t>Machine Learning (Regression, Classification)</w:t>
+      </w:r>
+    </w:p>
+    <w:p>
+      <w:pPr>
+        <w:pStyle w:val="BodyText"/>
+        <w:numPr>
+          <w:ilvl w:val="0"/>
+          <w:numId w:val="7"/>
+        </w:numPr>
+        <w:tabs>
+          <w:tab w:val="clear" w:pos="720"/>
+          <w:tab w:val="left" w:pos="0" w:leader="none"/>
+        </w:tabs>
+        <w:spacing w:before="0" w:after="200"/>
+        <w:ind w:hanging="283" w:left="709"/>
+        <w:rPr>
+          <w:sz w:val="24"/>
+          <w:szCs w:val="24"/>
+        </w:rPr>
+      </w:pPr>
+      <w:r>
+        <w:rPr>
+          <w:sz w:val="24"/>
+          <w:szCs w:val="24"/>
+        </w:rPr>
+        <w:t>Predictive Forecasting &amp; Experimental Design</w:t>
+      </w:r>
+    </w:p>
+    <w:p>
+      <w:pPr>
+        <w:pStyle w:val="BodyText"/>
+        <w:spacing w:before="0" w:after="200"/>
+        <w:rPr>
+          <w:sz w:val="24"/>
+          <w:szCs w:val="24"/>
+        </w:rPr>
+      </w:pPr>
+      <w:r>
+        <w:rPr>
+          <w:sz w:val="24"/>
+          <w:szCs w:val="24"/>
+        </w:rPr>
+      </w:r>
+    </w:p>
+    <w:p>
+      <w:pPr>
+        <w:pStyle w:val="BodyText"/>
+        <w:spacing w:before="0" w:after="200"/>
+        <w:rPr/>
+      </w:pPr>
+      <w:r>
+        <w:rPr>
+          <w:rStyle w:val="Strong"/>
+        </w:rPr>
+        <w:t>Data Engineering &amp; Analytics</w:t>
+      </w:r>
+    </w:p>
+    <w:p>
+      <w:pPr>
+        <w:pStyle w:val="BodyText"/>
+        <w:numPr>
+          <w:ilvl w:val="0"/>
+          <w:numId w:val="8"/>
+        </w:numPr>
+        <w:tabs>
+          <w:tab w:val="clear" w:pos="720"/>
+          <w:tab w:val="left" w:pos="0" w:leader="none"/>
+        </w:tabs>
+        <w:spacing w:before="0" w:after="200"/>
+        <w:ind w:hanging="283" w:left="709"/>
+        <w:rPr>
+          <w:sz w:val="24"/>
+          <w:szCs w:val="24"/>
+        </w:rPr>
+      </w:pPr>
+      <w:r>
+        <w:rPr>
+          <w:sz w:val="24"/>
+          <w:szCs w:val="24"/>
+        </w:rPr>
+        <w:t>Advanced SQL &amp; Query Optimization</w:t>
+      </w:r>
+    </w:p>
+    <w:p>
+      <w:pPr>
+        <w:pStyle w:val="BodyText"/>
+        <w:numPr>
+          <w:ilvl w:val="0"/>
+          <w:numId w:val="8"/>
+        </w:numPr>
+        <w:tabs>
+          <w:tab w:val="clear" w:pos="720"/>
+          <w:tab w:val="left" w:pos="0" w:leader="none"/>
+        </w:tabs>
+        <w:spacing w:before="0" w:after="200"/>
+        <w:ind w:hanging="283" w:left="709"/>
+        <w:rPr>
+          <w:sz w:val="24"/>
+          <w:szCs w:val="24"/>
+        </w:rPr>
+      </w:pPr>
+      <w:r>
+        <w:rPr>
+          <w:sz w:val="24"/>
+          <w:szCs w:val="24"/>
+        </w:rPr>
+        <w:t>Python (Pandas, NumPy, Matplotlib)</w:t>
+      </w:r>
+    </w:p>
+    <w:p>
+      <w:pPr>
+        <w:pStyle w:val="BodyText"/>
+        <w:numPr>
+          <w:ilvl w:val="0"/>
+          <w:numId w:val="8"/>
+        </w:numPr>
+        <w:tabs>
+          <w:tab w:val="clear" w:pos="720"/>
+          <w:tab w:val="left" w:pos="0" w:leader="none"/>
+        </w:tabs>
+        <w:spacing w:before="0" w:after="200"/>
+        <w:ind w:hanging="283" w:left="709"/>
+        <w:rPr>
+          <w:sz w:val="24"/>
+          <w:szCs w:val="24"/>
+        </w:rPr>
+      </w:pPr>
+      <w:r>
+        <w:rPr>
+          <w:sz w:val="24"/>
+          <w:szCs w:val="24"/>
+        </w:rPr>
+        <w:t>Dashboard Development &amp; Prompt BI Visualization</w:t>
+      </w:r>
+    </w:p>
+    <w:p>
+      <w:pPr>
+        <w:pStyle w:val="BodyText"/>
+        <w:numPr>
+          <w:ilvl w:val="0"/>
+          <w:numId w:val="8"/>
+        </w:numPr>
+        <w:tabs>
+          <w:tab w:val="clear" w:pos="720"/>
+          <w:tab w:val="left" w:pos="0" w:leader="none"/>
+        </w:tabs>
+        <w:spacing w:before="0" w:after="200"/>
+        <w:ind w:hanging="283" w:left="709"/>
+        <w:rPr>
+          <w:sz w:val="24"/>
+          <w:szCs w:val="24"/>
+        </w:rPr>
+      </w:pPr>
+      <w:r>
+        <w:rPr>
+          <w:sz w:val="24"/>
+          <w:szCs w:val="24"/>
+        </w:rPr>
+        <w:t>Research Design &amp; Technical Reporting</w:t>
+      </w:r>
+    </w:p>
+    <w:p>
+      <w:pPr>
+        <w:pStyle w:val="BodyText"/>
+        <w:spacing w:before="0" w:after="200"/>
+        <w:rPr/>
+      </w:pPr>
+      <w:r>
+        <w:rPr>
+          <w:rStyle w:val="Strong"/>
+        </w:rPr>
+        <w:t>AI &amp; Automation</w:t>
+      </w:r>
+    </w:p>
+    <w:p>
+      <w:pPr>
+        <w:pStyle w:val="BodyText"/>
+        <w:numPr>
+          <w:ilvl w:val="0"/>
+          <w:numId w:val="9"/>
+        </w:numPr>
+        <w:tabs>
+          <w:tab w:val="clear" w:pos="720"/>
+          <w:tab w:val="left" w:pos="0" w:leader="none"/>
+        </w:tabs>
+        <w:spacing w:before="0" w:after="200"/>
+        <w:ind w:hanging="283" w:left="709"/>
+        <w:rPr>
+          <w:sz w:val="24"/>
+          <w:szCs w:val="24"/>
+        </w:rPr>
+      </w:pPr>
+      <w:r>
+        <w:rPr>
+          <w:sz w:val="24"/>
+          <w:szCs w:val="24"/>
+        </w:rPr>
+        <w:t>AI Literacy &amp; Prompt Engineering</w:t>
+      </w:r>
+    </w:p>
+    <w:p>
+      <w:pPr>
+        <w:pStyle w:val="BodyText"/>
+        <w:numPr>
+          <w:ilvl w:val="0"/>
+          <w:numId w:val="9"/>
+        </w:numPr>
+        <w:tabs>
+          <w:tab w:val="clear" w:pos="720"/>
+          <w:tab w:val="left" w:pos="0" w:leader="none"/>
+        </w:tabs>
+        <w:spacing w:before="0" w:after="200"/>
+        <w:ind w:hanging="283" w:left="709"/>
+        <w:rPr>
+          <w:sz w:val="24"/>
+          <w:szCs w:val="24"/>
+        </w:rPr>
+      </w:pPr>
+      <w:r>
+        <w:rPr>
+          <w:sz w:val="24"/>
+          <w:szCs w:val="24"/>
+        </w:rPr>
+        <w:t>GPT-based Workflow Automation</w:t>
+      </w:r>
+    </w:p>
+    <w:p>
+      <w:pPr>
+        <w:pStyle w:val="BodyText"/>
+        <w:numPr>
+          <w:ilvl w:val="0"/>
+          <w:numId w:val="9"/>
+        </w:numPr>
+        <w:tabs>
+          <w:tab w:val="clear" w:pos="720"/>
+          <w:tab w:val="left" w:pos="0" w:leader="none"/>
+        </w:tabs>
+        <w:spacing w:before="0" w:after="200"/>
+        <w:ind w:hanging="283" w:left="709"/>
+        <w:rPr>
+          <w:sz w:val="24"/>
+          <w:szCs w:val="24"/>
+        </w:rPr>
+      </w:pPr>
+      <w:r>
+        <w:rPr>
+          <w:sz w:val="24"/>
+          <w:szCs w:val="24"/>
+        </w:rPr>
+        <w:t>AI-Assisted Data Governance &amp; Reporting</w:t>
+      </w:r>
+    </w:p>
+    <w:p>
+      <w:pPr>
+        <w:pStyle w:val="BodyText"/>
+        <w:spacing w:before="0" w:after="200"/>
+        <w:rPr/>
+      </w:pPr>
+      <w:r>
+        <w:rPr>
+          <w:rStyle w:val="Strong"/>
+        </w:rPr>
+        <w:t>Blockchain &amp; Backend Systems</w:t>
+      </w:r>
+    </w:p>
+    <w:p>
+      <w:pPr>
+        <w:pStyle w:val="BodyText"/>
+        <w:numPr>
+          <w:ilvl w:val="0"/>
+          <w:numId w:val="10"/>
+        </w:numPr>
+        <w:tabs>
+          <w:tab w:val="clear" w:pos="720"/>
+          <w:tab w:val="left" w:pos="0" w:leader="none"/>
+        </w:tabs>
+        <w:spacing w:before="0" w:after="200"/>
+        <w:ind w:hanging="283" w:left="709"/>
+        <w:rPr>
+          <w:sz w:val="24"/>
+          <w:szCs w:val="24"/>
+        </w:rPr>
+      </w:pPr>
+      <w:r>
+        <w:rPr>
+          <w:sz w:val="24"/>
+          <w:szCs w:val="24"/>
+        </w:rPr>
+        <w:t>Smart Contract (Chaincode) Development</w:t>
+      </w:r>
+    </w:p>
+    <w:p>
+      <w:pPr>
+        <w:pStyle w:val="BodyText"/>
+        <w:numPr>
+          <w:ilvl w:val="0"/>
+          <w:numId w:val="10"/>
+        </w:numPr>
+        <w:tabs>
+          <w:tab w:val="clear" w:pos="720"/>
+          <w:tab w:val="left" w:pos="0" w:leader="none"/>
+        </w:tabs>
+        <w:spacing w:before="0" w:after="200"/>
+        <w:ind w:hanging="283" w:left="709"/>
+        <w:rPr>
+          <w:sz w:val="24"/>
+          <w:szCs w:val="24"/>
+        </w:rPr>
+      </w:pPr>
+      <w:r>
+        <w:rPr>
+          <w:sz w:val="24"/>
+          <w:szCs w:val="24"/>
+        </w:rPr>
+        <w:t>Containerisation (Docker)</w:t>
+      </w:r>
+    </w:p>
+    <w:p>
+      <w:pPr>
+        <w:pStyle w:val="BodyText"/>
+        <w:numPr>
+          <w:ilvl w:val="0"/>
+          <w:numId w:val="10"/>
+        </w:numPr>
+        <w:tabs>
+          <w:tab w:val="clear" w:pos="720"/>
+          <w:tab w:val="left" w:pos="0" w:leader="none"/>
+        </w:tabs>
+        <w:spacing w:before="0" w:after="200"/>
+        <w:ind w:hanging="283" w:left="709"/>
+        <w:rPr>
+          <w:sz w:val="24"/>
+          <w:szCs w:val="24"/>
+        </w:rPr>
+      </w:pPr>
+      <w:r>
+        <w:rPr>
+          <w:sz w:val="24"/>
+          <w:szCs w:val="24"/>
+        </w:rPr>
+        <w:t>Permissioned Blockchain Network Architecture</w:t>
+      </w:r>
+    </w:p>
+    <w:p>
+      <w:pPr>
+        <w:pStyle w:val="BodyText"/>
+        <w:numPr>
+          <w:ilvl w:val="0"/>
+          <w:numId w:val="10"/>
+        </w:numPr>
+        <w:tabs>
+          <w:tab w:val="clear" w:pos="720"/>
+          <w:tab w:val="left" w:pos="0" w:leader="none"/>
+        </w:tabs>
+        <w:spacing w:before="0" w:after="200"/>
+        <w:ind w:hanging="283" w:left="709"/>
+        <w:rPr>
+          <w:sz w:val="24"/>
+          <w:szCs w:val="24"/>
+        </w:rPr>
+      </w:pPr>
+      <w:r>
+        <w:rPr>
+          <w:sz w:val="24"/>
+          <w:szCs w:val="24"/>
+        </w:rPr>
+        <w:t>Identity &amp; Access Control (MSP, Channel Management)</w:t>
+      </w:r>
+    </w:p>
+    <w:p>
+      <w:pPr>
+        <w:pStyle w:val="BodyText"/>
+        <w:numPr>
+          <w:ilvl w:val="0"/>
+          <w:numId w:val="10"/>
+        </w:numPr>
+        <w:tabs>
+          <w:tab w:val="clear" w:pos="720"/>
+          <w:tab w:val="left" w:pos="0" w:leader="none"/>
+        </w:tabs>
+        <w:spacing w:before="0" w:after="200"/>
+        <w:ind w:hanging="283" w:left="709"/>
+        <w:rPr>
+          <w:sz w:val="24"/>
+          <w:szCs w:val="24"/>
+        </w:rPr>
+      </w:pPr>
+      <w:r>
+        <w:rPr>
+          <w:sz w:val="24"/>
+          <w:szCs w:val="24"/>
+        </w:rPr>
+        <w:t>Secure Transaction Design &amp; Ledger Integration</w:t>
+      </w:r>
+    </w:p>
+    <w:p>
+      <w:pPr>
+        <w:pStyle w:val="BodyText"/>
+        <w:numPr>
+          <w:ilvl w:val="0"/>
+          <w:numId w:val="10"/>
+        </w:numPr>
+        <w:tabs>
+          <w:tab w:val="clear" w:pos="720"/>
+          <w:tab w:val="left" w:pos="0" w:leader="none"/>
+        </w:tabs>
+        <w:spacing w:before="0" w:after="200"/>
+        <w:ind w:hanging="283" w:left="709"/>
+        <w:rPr>
+          <w:sz w:val="24"/>
+          <w:szCs w:val="24"/>
+        </w:rPr>
+      </w:pPr>
+      <w:r>
+        <w:rPr>
+          <w:sz w:val="24"/>
+          <w:szCs w:val="24"/>
+        </w:rPr>
+        <w:t>Backend Integration of Blockchain with Data Systems</w:t>
+      </w:r>
+    </w:p>
+    <w:p>
+      <w:pPr>
         <w:pStyle w:val="Normal"/>
         <w:rPr/>
       </w:pPr>
       <w:r>
-        <w:rPr>
-          <w:b/>
-          <w:sz w:val="24"/>
-        </w:rPr>
-        <w:t>Core Competencies</w:t>
-        <w:br/>
+        <w:rPr/>
       </w:r>
     </w:p>
     <w:p>
@@ -148,16 +758,19 @@
         <w:rPr/>
       </w:pPr>
       <w:r>
-        <w:rPr/>
-        <w:t xml:space="preserve">Data Cleaning &amp; Transformation, SQL Query Optimization, Statistical Modeling (SPSS, STATA), AI Literacy, </w:t>
-      </w:r>
-      <w:r>
-        <w:rPr/>
-        <w:t xml:space="preserve">Governance </w:t>
-      </w:r>
-      <w:r>
-        <w:rPr/>
-        <w:t>&amp; Automation, Machine Learning (Regression, Classification), Predictive Forecasting, Prompt BI Visualization, Research Design &amp; Reporting, Python (Pandas, NumPy, Matplotlib)</w:t>
+        <w:rPr>
+          <w:b/>
+          <w:sz w:val="30"/>
+          <w:szCs w:val="30"/>
+        </w:rPr>
+        <w:t>Education</w:t>
+      </w:r>
+      <w:r>
+        <w:rPr>
+          <w:b/>
+          <w:sz w:val="24"/>
+        </w:rPr>
+        <w:br/>
       </w:r>
     </w:p>
     <w:p>
@@ -168,20 +781,8 @@
       <w:r>
         <w:rPr>
           <w:b/>
-          <w:sz w:val="24"/>
-        </w:rPr>
-        <w:t>Education</w:t>
-        <w:br/>
-      </w:r>
-    </w:p>
-    <w:p>
-      <w:pPr>
-        <w:pStyle w:val="Normal"/>
-        <w:rPr/>
-      </w:pPr>
-      <w:r>
-        <w:rPr>
-          <w:b/>
+          <w:sz w:val="26"/>
+          <w:szCs w:val="26"/>
         </w:rPr>
         <w:t>Bachelor of Science in Information Technology</w:t>
       </w:r>
@@ -199,6 +800,8 @@
       <w:r>
         <w:rPr>
           <w:b/>
+          <w:sz w:val="26"/>
+          <w:szCs w:val="26"/>
         </w:rPr>
         <w:t>Kenya Certificate Of Secondary Education</w:t>
       </w:r>
@@ -216,6 +819,8 @@
       <w:r>
         <w:rPr>
           <w:b/>
+          <w:sz w:val="26"/>
+          <w:szCs w:val="26"/>
         </w:rPr>
         <w:t>Kenya Certificate Of Primary Education</w:t>
       </w:r>
@@ -228,127 +833,592 @@
     <w:p>
       <w:pPr>
         <w:pStyle w:val="Normal"/>
-        <w:rPr/>
-      </w:pPr>
-      <w:r>
         <w:rPr>
           <w:b/>
-          <w:sz w:val="24"/>
-        </w:rPr>
-        <w:t>Certifications</w:t>
-        <w:br/>
+          <w:sz w:val="28"/>
+          <w:szCs w:val="28"/>
+        </w:rPr>
+      </w:pPr>
+      <w:r>
+        <w:rPr>
+          <w:b/>
+          <w:sz w:val="28"/>
+          <w:szCs w:val="28"/>
+        </w:rPr>
       </w:r>
     </w:p>
     <w:p>
       <w:pPr>
         <w:pStyle w:val="Normal"/>
-        <w:rPr/>
-      </w:pPr>
-      <w:r>
-        <w:rPr/>
-        <w:t xml:space="preserve">• </w:t>
-      </w:r>
-      <w:r>
-        <w:rPr/>
-        <w:t>AI Literacy Certification — Otermans Institute, 2025</w:t>
+        <w:rPr>
+          <w:b/>
+          <w:sz w:val="28"/>
+          <w:szCs w:val="28"/>
+        </w:rPr>
+      </w:pPr>
+      <w:r>
+        <w:rPr>
+          <w:b/>
+          <w:sz w:val="28"/>
+          <w:szCs w:val="28"/>
+        </w:rPr>
       </w:r>
     </w:p>
     <w:p>
       <w:pPr>
         <w:pStyle w:val="Normal"/>
-        <w:rPr/>
-      </w:pPr>
-      <w:r>
-        <w:rPr/>
-        <w:t xml:space="preserve">• </w:t>
-      </w:r>
-      <w:r>
-        <w:rPr/>
-        <w:t>SQL for Data Analysis — Sololearn, 2023</w:t>
+        <w:rPr>
+          <w:b/>
+          <w:sz w:val="24"/>
+        </w:rPr>
+      </w:pPr>
+      <w:r>
+        <w:rPr>
+          <w:b/>
+          <w:sz w:val="28"/>
+          <w:szCs w:val="28"/>
+        </w:rPr>
+        <w:t>Certifications</w:t>
+      </w:r>
+      <w:r>
+        <w:rPr>
+          <w:b/>
+          <w:sz w:val="24"/>
+        </w:rPr>
+        <w:br/>
       </w:r>
     </w:p>
     <w:p>
       <w:pPr>
         <w:pStyle w:val="Normal"/>
-        <w:rPr/>
-      </w:pPr>
-      <w:r>
-        <w:rPr/>
+        <w:rPr>
+          <w:sz w:val="22"/>
+          <w:szCs w:val="22"/>
+        </w:rPr>
+      </w:pPr>
+      <w:r>
+        <w:rPr>
+          <w:sz w:val="22"/>
+          <w:szCs w:val="22"/>
+        </w:rPr>
         <w:t xml:space="preserve">• </w:t>
       </w:r>
       <w:r>
-        <w:rPr/>
-        <w:t>SPSS &amp; STATA Statistical Analysis — Kesap Research Centre, 2025</w:t>
+        <w:rPr>
+          <w:sz w:val="22"/>
+          <w:szCs w:val="22"/>
+        </w:rPr>
+        <w:t>Full-Stack &amp; AI for Software Engineering — Power Learn Project Africa (PLP), 2025</w:t>
       </w:r>
     </w:p>
     <w:p>
       <w:pPr>
         <w:pStyle w:val="Normal"/>
-        <w:rPr/>
-      </w:pPr>
-      <w:r>
-        <w:rPr/>
+        <w:rPr>
+          <w:sz w:val="22"/>
+          <w:szCs w:val="22"/>
+        </w:rPr>
+      </w:pPr>
+      <w:r>
+        <w:rPr>
+          <w:sz w:val="22"/>
+          <w:szCs w:val="22"/>
+        </w:rPr>
         <w:t xml:space="preserve">• </w:t>
       </w:r>
       <w:r>
-        <w:rPr/>
-        <w:t>Full-Stack &amp; AI for Software Engineering — Power Learn Project Africa (PLP), 2025</w:t>
+        <w:rPr>
+          <w:sz w:val="22"/>
+          <w:szCs w:val="22"/>
+        </w:rPr>
+        <w:t xml:space="preserve">AI Literacy </w:t>
+      </w:r>
+      <w:r>
+        <w:rPr>
+          <w:sz w:val="22"/>
+          <w:szCs w:val="22"/>
+        </w:rPr>
+        <w:t>&amp; Governance</w:t>
+      </w:r>
+      <w:r>
+        <w:rPr>
+          <w:sz w:val="22"/>
+          <w:szCs w:val="22"/>
+        </w:rPr>
+        <w:t xml:space="preserve"> Certification — Otermans Institute, 2025</w:t>
       </w:r>
     </w:p>
     <w:p>
       <w:pPr>
         <w:pStyle w:val="Normal"/>
-        <w:rPr/>
-      </w:pPr>
-      <w:r>
-        <w:rPr/>
+        <w:rPr>
+          <w:sz w:val="22"/>
+          <w:szCs w:val="22"/>
+        </w:rPr>
+      </w:pPr>
+      <w:r>
+        <w:rPr>
+          <w:sz w:val="22"/>
+          <w:szCs w:val="22"/>
+        </w:rPr>
         <w:t xml:space="preserve">• </w:t>
       </w:r>
       <w:r>
-        <w:rPr/>
-        <w:t>PromptBi &amp; DevFest Certificate</w:t>
+        <w:rPr>
+          <w:sz w:val="22"/>
+          <w:szCs w:val="22"/>
+        </w:rPr>
+        <w:t>SPSS &amp; STATA Statistical Analysis — Kesap Research Centre, 2025</w:t>
       </w:r>
     </w:p>
     <w:p>
       <w:pPr>
         <w:pStyle w:val="Normal"/>
-        <w:rPr/>
-      </w:pPr>
-      <w:r>
-        <w:rPr/>
+        <w:rPr>
+          <w:sz w:val="22"/>
+          <w:szCs w:val="22"/>
+        </w:rPr>
+      </w:pPr>
+      <w:r>
+        <w:rPr>
+          <w:sz w:val="22"/>
+          <w:szCs w:val="22"/>
+        </w:rPr>
+        <w:t xml:space="preserve">• </w:t>
+      </w:r>
+      <w:r>
+        <w:rPr>
+          <w:sz w:val="22"/>
+          <w:szCs w:val="22"/>
+        </w:rPr>
+        <w:t>SQL for Data Analysis — Sololearn, 2023</w:t>
       </w:r>
     </w:p>
     <w:p>
       <w:pPr>
         <w:pStyle w:val="Normal"/>
-        <w:rPr/>
-      </w:pPr>
-      <w:r>
-        <w:rPr/>
+        <w:rPr>
+          <w:sz w:val="22"/>
+          <w:szCs w:val="22"/>
+        </w:rPr>
+      </w:pPr>
+      <w:r>
+        <w:rPr>
+          <w:sz w:val="22"/>
+          <w:szCs w:val="22"/>
+        </w:rPr>
+        <w:t xml:space="preserve">• </w:t>
+      </w:r>
+      <w:r>
+        <w:rPr>
+          <w:sz w:val="22"/>
+          <w:szCs w:val="22"/>
+        </w:rPr>
+        <w:t>PromptBi &amp; DevFest Certificate</w:t>
       </w:r>
     </w:p>
     <w:p>
       <w:pPr>
         <w:pStyle w:val="Normal"/>
-        <w:rPr/>
-      </w:pPr>
-      <w:r>
-        <w:rPr>
-          <w:b/>
-          <w:sz w:val="24"/>
-        </w:rPr>
-        <w:t>Professional Experience</w:t>
-        <w:br/>
+        <w:rPr>
+          <w:sz w:val="22"/>
+          <w:szCs w:val="22"/>
+        </w:rPr>
+      </w:pPr>
+      <w:r>
+        <w:rPr>
+          <w:sz w:val="22"/>
+          <w:szCs w:val="22"/>
+        </w:rPr>
       </w:r>
     </w:p>
     <w:p>
       <w:pPr>
         <w:pStyle w:val="Normal"/>
+        <w:rPr>
+          <w:b/>
+          <w:sz w:val="24"/>
+        </w:rPr>
+      </w:pPr>
+      <w:r>
+        <w:rPr>
+          <w:b/>
+          <w:sz w:val="28"/>
+          <w:szCs w:val="28"/>
+        </w:rPr>
+        <w:t>Professional Experience</w:t>
+      </w:r>
+      <w:r>
+        <w:rPr>
+          <w:b/>
+          <w:sz w:val="24"/>
+        </w:rPr>
+        <w:br/>
+      </w:r>
+    </w:p>
+    <w:p>
+      <w:pPr>
+        <w:pStyle w:val="Normal"/>
         <w:rPr/>
       </w:pPr>
       <w:r>
         <w:rPr>
           <w:b/>
+          <w:sz w:val="26"/>
+          <w:szCs w:val="26"/>
+          <w:u w:val="single"/>
+        </w:rPr>
+        <w:t>Blockchain Developer - Intern</w:t>
+      </w:r>
+      <w:r>
+        <w:rPr/>
+        <w:br/>
+      </w:r>
+      <w:r>
+        <w:rPr/>
+        <w:t>Momentum Labs</w:t>
+      </w:r>
+      <w:r>
+        <w:rPr/>
+        <w:t xml:space="preserve"> | Nairobi, Kenya —  </w:t>
+      </w:r>
+      <w:r>
+        <w:rPr/>
+        <w:t>7</w:t>
+      </w:r>
+      <w:r>
+        <w:rPr>
+          <w:vertAlign w:val="superscript"/>
+        </w:rPr>
+        <w:t>th</w:t>
+      </w:r>
+      <w:r>
+        <w:rPr/>
+        <w:t xml:space="preserve"> January</w:t>
+      </w:r>
+      <w:r>
+        <w:rPr/>
+        <w:t xml:space="preserve"> 202</w:t>
+      </w:r>
+      <w:r>
+        <w:rPr/>
+        <w:t>6</w:t>
+      </w:r>
+      <w:r>
+        <w:rPr/>
+        <w:t xml:space="preserve"> –  </w:t>
+      </w:r>
+      <w:r>
+        <w:rPr/>
+        <w:t>28</w:t>
+      </w:r>
+      <w:r>
+        <w:rPr>
+          <w:vertAlign w:val="superscript"/>
+        </w:rPr>
+        <w:t>th</w:t>
+      </w:r>
+      <w:r>
+        <w:rPr/>
+        <w:t xml:space="preserve"> February 2026</w:t>
+      </w:r>
+    </w:p>
+    <w:p>
+      <w:pPr>
+        <w:pStyle w:val="Normal"/>
+        <w:rPr/>
+      </w:pPr>
+      <w:r>
+        <w:rPr>
+          <w:sz w:val="24"/>
+          <w:szCs w:val="24"/>
+        </w:rPr>
+        <w:t xml:space="preserve">• </w:t>
+      </w:r>
+      <w:r>
+        <w:rPr>
+          <w:sz w:val="24"/>
+          <w:szCs w:val="24"/>
+        </w:rPr>
+        <w:t xml:space="preserve">Developed </w:t>
+      </w:r>
+      <w:r>
+        <w:rPr>
+          <w:rStyle w:val="Strong"/>
+          <w:sz w:val="24"/>
+          <w:szCs w:val="24"/>
+        </w:rPr>
+        <w:t>BranchChain</w:t>
+      </w:r>
+      <w:r>
+        <w:rPr>
+          <w:sz w:val="24"/>
+          <w:szCs w:val="24"/>
+        </w:rPr>
+        <w:t xml:space="preserve">, a fintech banking management system built on </w:t>
+      </w:r>
+      <w:r>
+        <w:rPr>
+          <w:rStyle w:val="Strong"/>
+          <w:sz w:val="24"/>
+          <w:szCs w:val="24"/>
+        </w:rPr>
+        <w:t>Hyperledger Fabric</w:t>
+      </w:r>
+      <w:r>
+        <w:rPr>
+          <w:sz w:val="24"/>
+          <w:szCs w:val="24"/>
+        </w:rPr>
+        <w:t xml:space="preserve"> within the </w:t>
+      </w:r>
+      <w:r>
+        <w:rPr>
+          <w:rStyle w:val="Strong"/>
+          <w:sz w:val="24"/>
+          <w:szCs w:val="24"/>
+        </w:rPr>
+        <w:t>Hyperledger</w:t>
+      </w:r>
+      <w:r>
+        <w:rPr>
+          <w:sz w:val="24"/>
+          <w:szCs w:val="24"/>
+        </w:rPr>
+        <w:t xml:space="preserve"> ecosystem.</w:t>
+      </w:r>
+    </w:p>
+    <w:p>
+      <w:pPr>
+        <w:pStyle w:val="Normal"/>
+        <w:rPr>
+          <w:sz w:val="24"/>
+          <w:szCs w:val="24"/>
+        </w:rPr>
+      </w:pPr>
+      <w:r>
+        <w:rPr>
+          <w:sz w:val="24"/>
+          <w:szCs w:val="24"/>
+        </w:rPr>
+        <w:t xml:space="preserve">• </w:t>
+      </w:r>
+      <w:r>
+        <w:rPr>
+          <w:sz w:val="24"/>
+          <w:szCs w:val="24"/>
+        </w:rPr>
+        <w:t>Designed and deployed a permissioned blockchain network to manage customer accounts, account lifecycle operations, and secure fund transfers.</w:t>
+      </w:r>
+    </w:p>
+    <w:p>
+      <w:pPr>
+        <w:pStyle w:val="Normal"/>
+        <w:rPr>
+          <w:sz w:val="24"/>
+          <w:szCs w:val="24"/>
+        </w:rPr>
+      </w:pPr>
+      <w:r>
+        <w:rPr>
+          <w:sz w:val="24"/>
+          <w:szCs w:val="24"/>
+        </w:rPr>
+        <w:t>•</w:t>
+      </w:r>
+      <w:r>
+        <w:rPr>
+          <w:sz w:val="24"/>
+          <w:szCs w:val="24"/>
+        </w:rPr>
+        <w:t>Implemented smart contracts (chaincode) to enforce banking business logic, transaction validation, and immutable audit trails.</w:t>
+      </w:r>
+    </w:p>
+    <w:p>
+      <w:pPr>
+        <w:pStyle w:val="Normal"/>
+        <w:rPr>
+          <w:sz w:val="24"/>
+          <w:szCs w:val="24"/>
+        </w:rPr>
+      </w:pPr>
+      <w:r>
+        <w:rPr>
+          <w:b w:val="false"/>
+          <w:bCs w:val="false"/>
+          <w:sz w:val="24"/>
+          <w:szCs w:val="24"/>
+        </w:rPr>
+        <w:t xml:space="preserve">• </w:t>
+      </w:r>
+      <w:r>
+        <w:rPr>
+          <w:sz w:val="24"/>
+          <w:szCs w:val="24"/>
+        </w:rPr>
+        <w:t>Configured blockchain components including peers, ordering services, channels, and Membership Service Providers (MSP).</w:t>
+      </w:r>
+    </w:p>
+    <w:p>
+      <w:pPr>
+        <w:pStyle w:val="Normal"/>
+        <w:rPr>
+          <w:sz w:val="24"/>
+          <w:szCs w:val="24"/>
+        </w:rPr>
+      </w:pPr>
+      <w:r>
+        <w:rPr>
+          <w:b w:val="false"/>
+          <w:bCs w:val="false"/>
+          <w:sz w:val="24"/>
+          <w:szCs w:val="24"/>
+        </w:rPr>
+        <w:t>•</w:t>
+      </w:r>
+      <w:r>
+        <w:rPr>
+          <w:sz w:val="24"/>
+          <w:szCs w:val="24"/>
+        </w:rPr>
+        <w:t>Integrated backend services and APIs with the distributed ledger for secure data synchronization and access control.</w:t>
+      </w:r>
+    </w:p>
+    <w:p>
+      <w:pPr>
+        <w:pStyle w:val="Normal"/>
+        <w:rPr>
+          <w:sz w:val="24"/>
+          <w:szCs w:val="24"/>
+        </w:rPr>
+      </w:pPr>
+      <w:r>
+        <w:rPr>
+          <w:b w:val="false"/>
+          <w:bCs w:val="false"/>
+          <w:sz w:val="24"/>
+          <w:szCs w:val="24"/>
+        </w:rPr>
+        <w:t>•</w:t>
+      </w:r>
+      <w:r>
+        <w:rPr>
+          <w:sz w:val="24"/>
+          <w:szCs w:val="24"/>
+        </w:rPr>
+        <w:t>Implemented identity management and role-based access control (RBAC) for secure financial record handling.</w:t>
+      </w:r>
+    </w:p>
+    <w:p>
+      <w:pPr>
+        <w:pStyle w:val="Normal"/>
+        <w:rPr>
+          <w:sz w:val="24"/>
+          <w:szCs w:val="24"/>
+        </w:rPr>
+      </w:pPr>
+      <w:r>
+        <w:rPr>
+          <w:b w:val="false"/>
+          <w:bCs w:val="false"/>
+          <w:sz w:val="24"/>
+          <w:szCs w:val="24"/>
+        </w:rPr>
+        <w:t>•</w:t>
+      </w:r>
+      <w:r>
+        <w:rPr>
+          <w:sz w:val="24"/>
+          <w:szCs w:val="24"/>
+        </w:rPr>
+        <w:t>Containerized the blockchain network using Docker for deployment and testing.</w:t>
+      </w:r>
+    </w:p>
+    <w:p>
+      <w:pPr>
+        <w:pStyle w:val="Normal"/>
+        <w:rPr>
+          <w:sz w:val="24"/>
+          <w:szCs w:val="24"/>
+        </w:rPr>
+      </w:pPr>
+      <w:r>
+        <w:rPr>
+          <w:b w:val="false"/>
+          <w:bCs w:val="false"/>
+          <w:sz w:val="24"/>
+          <w:szCs w:val="24"/>
+        </w:rPr>
+        <w:t>•</w:t>
+      </w:r>
+      <w:r>
+        <w:rPr>
+          <w:sz w:val="24"/>
+          <w:szCs w:val="24"/>
+        </w:rPr>
+        <w:t>Ensured data integrity, traceability, and regulatory-aligned auditability within a fintech environment.</w:t>
+      </w:r>
+    </w:p>
+    <w:p>
+      <w:pPr>
+        <w:pStyle w:val="BodyText"/>
+        <w:spacing w:before="0" w:after="200"/>
+        <w:rPr>
+          <w:sz w:val="24"/>
+        </w:rPr>
+      </w:pPr>
+      <w:r>
+        <w:rPr>
+          <w:rStyle w:val="Strong"/>
+          <w:sz w:val="24"/>
+          <w:szCs w:val="24"/>
+          <w:u w:val="single"/>
+        </w:rPr>
+        <w:t>Technologies:</w:t>
+      </w:r>
+      <w:r>
+        <w:rPr>
+          <w:sz w:val="24"/>
+          <w:u w:val="none"/>
+        </w:rPr>
+        <w:t xml:space="preserve"> </w:t>
+      </w:r>
+      <w:r>
+        <w:rPr>
+          <w:sz w:val="24"/>
+        </w:rPr>
+        <w:t>Hyperledger Fabric, Chaincode (Go/Node.js), Docker, Backend APIs,  Git, AI-assisted development tools.</w:t>
+      </w:r>
+    </w:p>
+    <w:p>
+      <w:pPr>
+        <w:pStyle w:val="Normal"/>
+        <w:rPr>
+          <w:b w:val="false"/>
+          <w:bCs w:val="false"/>
+          <w:sz w:val="24"/>
+        </w:rPr>
+      </w:pPr>
+      <w:r>
+        <w:rPr>
+          <w:b w:val="false"/>
+          <w:bCs w:val="false"/>
+          <w:sz w:val="24"/>
+        </w:rPr>
+      </w:r>
+    </w:p>
+    <w:p>
+      <w:pPr>
+        <w:pStyle w:val="Normal"/>
+        <w:rPr/>
+      </w:pPr>
+      <w:r>
+        <w:rPr>
+          <w:b/>
+          <w:bCs/>
+          <w:sz w:val="26"/>
+          <w:szCs w:val="26"/>
+          <w:u w:val="single"/>
         </w:rPr>
         <w:t>Data Analyst</w:t>
       </w:r>
@@ -361,56 +1431,92 @@
     <w:p>
       <w:pPr>
         <w:pStyle w:val="Normal"/>
-        <w:rPr/>
-      </w:pPr>
-      <w:r>
-        <w:rPr/>
+        <w:rPr>
+          <w:sz w:val="24"/>
+          <w:szCs w:val="24"/>
+        </w:rPr>
+      </w:pPr>
+      <w:r>
+        <w:rPr>
+          <w:sz w:val="24"/>
+          <w:szCs w:val="24"/>
+        </w:rPr>
         <w:t xml:space="preserve">• </w:t>
       </w:r>
       <w:r>
-        <w:rPr/>
+        <w:rPr>
+          <w:sz w:val="24"/>
+          <w:szCs w:val="24"/>
+        </w:rPr>
         <w:t>Analyzed datasets exceeding 100K records to identify business trends and optimize client reporting processes.</w:t>
       </w:r>
     </w:p>
     <w:p>
       <w:pPr>
         <w:pStyle w:val="Normal"/>
-        <w:rPr/>
-      </w:pPr>
-      <w:r>
-        <w:rPr/>
+        <w:rPr>
+          <w:sz w:val="24"/>
+          <w:szCs w:val="24"/>
+        </w:rPr>
+      </w:pPr>
+      <w:r>
+        <w:rPr>
+          <w:sz w:val="24"/>
+          <w:szCs w:val="24"/>
+        </w:rPr>
         <w:t xml:space="preserve">• </w:t>
       </w:r>
       <w:r>
-        <w:rPr/>
+        <w:rPr>
+          <w:sz w:val="24"/>
+          <w:szCs w:val="24"/>
+        </w:rPr>
         <w:t>Leveraged AI tools (Prompt Bi) to automate anomaly detection and data validation, enhancing efficiency.</w:t>
       </w:r>
     </w:p>
     <w:p>
       <w:pPr>
         <w:pStyle w:val="Normal"/>
-        <w:rPr/>
-      </w:pPr>
-      <w:r>
-        <w:rPr/>
+        <w:rPr>
+          <w:sz w:val="24"/>
+          <w:szCs w:val="24"/>
+        </w:rPr>
+      </w:pPr>
+      <w:r>
+        <w:rPr>
+          <w:sz w:val="24"/>
+          <w:szCs w:val="24"/>
+        </w:rPr>
         <w:t xml:space="preserve">• </w:t>
       </w:r>
       <w:r>
-        <w:rPr/>
+        <w:rPr>
+          <w:sz w:val="24"/>
+          <w:szCs w:val="24"/>
+        </w:rPr>
         <w:t>Developed interactive Prompt BI dashboards integrating real-time KPIs for business performance tracking.</w:t>
       </w:r>
     </w:p>
     <w:p>
       <w:pPr>
         <w:pStyle w:val="Normal"/>
-        <w:rPr/>
-      </w:pPr>
-      <w:r>
-        <w:rPr/>
+        <w:rPr>
+          <w:sz w:val="24"/>
+          <w:szCs w:val="24"/>
+        </w:rPr>
+      </w:pPr>
+      <w:r>
+        <w:rPr>
+          <w:sz w:val="24"/>
+          <w:szCs w:val="24"/>
+        </w:rPr>
         <w:t xml:space="preserve">•  </w:t>
       </w:r>
       <w:r>
-        <w:rPr/>
+        <w:rPr>
+          <w:sz w:val="24"/>
+          <w:szCs w:val="24"/>
+        </w:rPr>
         <w:t>Participated in various hackathons including Mount Kenya PromptBi in Partnership with Google Developer Group(GDG) &amp; DevFest</w:t>
       </w:r>
     </w:p>
@@ -422,23 +1528,11 @@
       <w:r>
         <w:rPr>
           <w:b/>
-          <w:u w:val="none"/>
-        </w:rPr>
-        <w:t xml:space="preserve">AI Ethicist </w:t>
-      </w:r>
-      <w:r>
-        <w:rPr>
-          <w:b/>
-          <w:u w:val="none"/>
-        </w:rPr>
-        <w:t xml:space="preserve">&amp; Governance </w:t>
-      </w:r>
-      <w:r>
-        <w:rPr>
-          <w:b/>
-          <w:u w:val="none"/>
-        </w:rPr>
-        <w:t>Certified Course</w:t>
+          <w:sz w:val="26"/>
+          <w:szCs w:val="26"/>
+          <w:u w:val="single"/>
+        </w:rPr>
+        <w:t>AI Ethicist &amp; Governance Certified Course</w:t>
       </w:r>
       <w:r>
         <w:rPr/>
@@ -447,144 +1541,258 @@
       </w:r>
       <w:r>
         <w:rPr/>
-        <w:t>August</w:t>
+        <w:t>|</w:t>
       </w:r>
       <w:r>
         <w:rPr/>
-        <w:t xml:space="preserve">— </w:t>
-      </w:r>
-      <w:r>
-        <w:rPr/>
-        <w:t>25 September</w:t>
-      </w:r>
-      <w:r>
-        <w:rPr/>
-        <w:t xml:space="preserve"> 2025 </w:t>
+        <w:t xml:space="preserve"> August— 25 September 2025 </w:t>
       </w:r>
     </w:p>
     <w:p>
       <w:pPr>
         <w:pStyle w:val="Normal"/>
-        <w:rPr/>
-      </w:pPr>
-      <w:r>
-        <w:rPr/>
+        <w:rPr>
+          <w:sz w:val="24"/>
+          <w:szCs w:val="24"/>
+        </w:rPr>
+      </w:pPr>
+      <w:r>
+        <w:rPr>
+          <w:sz w:val="24"/>
+          <w:szCs w:val="24"/>
+        </w:rPr>
         <w:t xml:space="preserve">• </w:t>
       </w:r>
       <w:r>
-        <w:rPr/>
+        <w:rPr>
+          <w:sz w:val="24"/>
+          <w:szCs w:val="24"/>
+        </w:rPr>
         <w:t>Completed a specialized course exploring the intersection of data science,ethics and AI governance</w:t>
       </w:r>
     </w:p>
     <w:p>
       <w:pPr>
         <w:pStyle w:val="Normal"/>
-        <w:rPr/>
-      </w:pPr>
-      <w:r>
-        <w:rPr/>
+        <w:rPr>
+          <w:sz w:val="24"/>
+          <w:szCs w:val="24"/>
+        </w:rPr>
+      </w:pPr>
+      <w:r>
+        <w:rPr>
+          <w:sz w:val="24"/>
+          <w:szCs w:val="24"/>
+        </w:rPr>
         <w:t xml:space="preserve">• </w:t>
       </w:r>
       <w:r>
-        <w:rPr/>
+        <w:rPr>
+          <w:sz w:val="24"/>
+          <w:szCs w:val="24"/>
+        </w:rPr>
         <w:t>Gained a strong understanding of responsible data practices, algorithmic fairness,bias mitigation,transparency and model accountability</w:t>
       </w:r>
     </w:p>
     <w:p>
       <w:pPr>
         <w:pStyle w:val="Normal"/>
-        <w:rPr/>
-      </w:pPr>
-      <w:r>
-        <w:rPr/>
+        <w:rPr>
+          <w:sz w:val="24"/>
+          <w:szCs w:val="24"/>
+        </w:rPr>
+      </w:pPr>
+      <w:r>
+        <w:rPr>
+          <w:sz w:val="24"/>
+          <w:szCs w:val="24"/>
+        </w:rPr>
         <w:t xml:space="preserve">• </w:t>
       </w:r>
       <w:r>
-        <w:rPr/>
+        <w:rPr>
+          <w:sz w:val="24"/>
+          <w:szCs w:val="24"/>
+        </w:rPr>
         <w:t>Developed skills in evaluating ethical risks and ensuring compliance with emerging AI regulations and governance frame works</w:t>
       </w:r>
     </w:p>
     <w:p>
       <w:pPr>
         <w:pStyle w:val="Normal"/>
-        <w:rPr/>
-      </w:pPr>
-      <w:r>
-        <w:rPr/>
+        <w:rPr>
+          <w:sz w:val="24"/>
+          <w:szCs w:val="24"/>
+        </w:rPr>
+      </w:pPr>
+      <w:r>
+        <w:rPr>
+          <w:sz w:val="24"/>
+          <w:szCs w:val="24"/>
+        </w:rPr>
         <w:t xml:space="preserve">• </w:t>
       </w:r>
       <w:r>
-        <w:rPr/>
+        <w:rPr>
+          <w:sz w:val="24"/>
+          <w:szCs w:val="24"/>
+        </w:rPr>
         <w:t>Apllied these principles to data-driven projects,promoting trustworthy and human-centered AI solutions</w:t>
       </w:r>
     </w:p>
     <w:p>
       <w:pPr>
         <w:pStyle w:val="Normal"/>
+        <w:rPr/>
+      </w:pPr>
+      <w:r>
         <w:rPr>
           <w:b/>
-        </w:rPr>
-      </w:pPr>
-      <w:r>
-        <w:rPr>
-          <w:b/>
-        </w:rPr>
+          <w:sz w:val="26"/>
+          <w:szCs w:val="26"/>
+          <w:u w:val="single"/>
+        </w:rPr>
+        <w:t>AI for Software Engineering &amp; Full-Stack Developer</w:t>
+      </w:r>
+      <w:r>
+        <w:rPr/>
+        <w:br/>
+        <w:t>Power Learn Project Africa (PLP) | Nairobi, Kenya — July 2025 – November 2025</w:t>
       </w:r>
     </w:p>
     <w:p>
       <w:pPr>
         <w:pStyle w:val="Normal"/>
         <w:rPr>
-          <w:b/>
-        </w:rPr>
-      </w:pPr>
-      <w:r>
-        <w:rPr>
-          <w:b/>
-        </w:rPr>
+          <w:sz w:val="24"/>
+          <w:szCs w:val="24"/>
+        </w:rPr>
+      </w:pPr>
+      <w:r>
+        <w:rPr>
+          <w:sz w:val="24"/>
+          <w:szCs w:val="24"/>
+        </w:rPr>
+        <w:t>•</w:t>
+      </w:r>
+      <w:r>
+        <w:rPr>
+          <w:sz w:val="24"/>
+          <w:szCs w:val="24"/>
+        </w:rPr>
+        <w:t>Completed a comprehensive course in full stack web development with a specialization in AI for Software Engineering</w:t>
       </w:r>
     </w:p>
     <w:p>
       <w:pPr>
         <w:pStyle w:val="Normal"/>
+        <w:rPr>
+          <w:sz w:val="24"/>
+          <w:szCs w:val="24"/>
+        </w:rPr>
+      </w:pPr>
+      <w:r>
+        <w:rPr>
+          <w:sz w:val="24"/>
+          <w:szCs w:val="24"/>
+        </w:rPr>
+        <w:t xml:space="preserve">• </w:t>
+      </w:r>
+      <w:r>
+        <w:rPr>
+          <w:sz w:val="24"/>
+          <w:szCs w:val="24"/>
+        </w:rPr>
+        <w:t>Gained hands-on experience designing and deploying scalable and data-driven applications that integrate AI models  to enhance functionality and user experience</w:t>
+      </w:r>
+    </w:p>
+    <w:p>
+      <w:pPr>
+        <w:pStyle w:val="Normal"/>
+        <w:rPr>
+          <w:sz w:val="24"/>
+          <w:szCs w:val="24"/>
+        </w:rPr>
+      </w:pPr>
+      <w:r>
+        <w:rPr>
+          <w:sz w:val="24"/>
+          <w:szCs w:val="24"/>
+        </w:rPr>
+        <w:t xml:space="preserve">• </w:t>
+      </w:r>
+      <w:r>
+        <w:rPr>
+          <w:sz w:val="24"/>
+          <w:szCs w:val="24"/>
+        </w:rPr>
+        <w:t>Participated in hackathons and masterclasses focused on inovation, collaboration and real-world problem-solving</w:t>
+      </w:r>
+    </w:p>
+    <w:p>
+      <w:pPr>
+        <w:pStyle w:val="Normal"/>
+        <w:rPr>
+          <w:sz w:val="24"/>
+          <w:szCs w:val="24"/>
+        </w:rPr>
+      </w:pPr>
+      <w:r>
+        <w:rPr>
+          <w:sz w:val="24"/>
+          <w:szCs w:val="24"/>
+        </w:rPr>
+        <w:t>•</w:t>
+      </w:r>
+      <w:r>
+        <w:rPr>
+          <w:sz w:val="24"/>
+          <w:szCs w:val="24"/>
+        </w:rPr>
+        <w:t>Successfully graduated with a strong foundation in modern technologies,machine learning integration and data-informed software development practices</w:t>
+      </w:r>
+    </w:p>
+    <w:p>
+      <w:pPr>
+        <w:pStyle w:val="Normal"/>
         <w:rPr/>
       </w:pPr>
       <w:r>
         <w:rPr>
           <w:b/>
-        </w:rPr>
-        <w:t>AI for Software Engineering &amp; Full-Stack Developer</w:t>
+          <w:sz w:val="26"/>
+          <w:szCs w:val="26"/>
+          <w:u w:val="single"/>
+        </w:rPr>
+        <w:t>Site Manager</w:t>
       </w:r>
       <w:r>
         <w:rPr/>
         <w:br/>
-        <w:t xml:space="preserve">Power Learn Project Africa </w:t>
-      </w:r>
-      <w:r>
-        <w:rPr/>
-        <w:t xml:space="preserve">(PLP) </w:t>
-      </w:r>
-      <w:r>
-        <w:rPr/>
-        <w:t xml:space="preserve">| Nairobi, Kenya — July 2025 – </w:t>
-      </w:r>
-      <w:r>
-        <w:rPr/>
-        <w:t>November 2025</w:t>
+        <w:t>Pamuco Builders | Kenya — May 2023 – May 2025</w:t>
       </w:r>
     </w:p>
     <w:p>
       <w:pPr>
         <w:pStyle w:val="Normal"/>
-        <w:rPr/>
-      </w:pPr>
-      <w:r>
-        <w:rPr/>
+        <w:rPr>
+          <w:sz w:val="24"/>
+          <w:szCs w:val="24"/>
+        </w:rPr>
+      </w:pPr>
+      <w:r>
+        <w:rPr>
+          <w:sz w:val="24"/>
+          <w:szCs w:val="24"/>
+        </w:rPr>
         <w:t>•</w:t>
       </w:r>
       <w:r>
-        <w:rPr/>
-        <w:t>Completed a comprehensive course in full stack web development with a specialization in AI for Software Engineering</w:t>
+        <w:rPr>
+          <w:sz w:val="24"/>
+          <w:szCs w:val="24"/>
+        </w:rPr>
+        <w:t>Worked with Pamuco Builders X Kenya National Highway Authority(KeNHA) in maintaining and constructing various projects around the country.</w:t>
       </w:r>
     </w:p>
     <w:p>
@@ -593,81 +1801,11 @@
         <w:rPr/>
       </w:pPr>
       <w:r>
-        <w:rPr/>
-        <w:t xml:space="preserve">• </w:t>
-      </w:r>
-      <w:r>
-        <w:rPr/>
-        <w:t>Gained hands-on experience designing and deploying scalable and data-driven applications that integrate AI models  to enhance functionality and user experience</w:t>
-      </w:r>
-    </w:p>
-    <w:p>
-      <w:pPr>
-        <w:pStyle w:val="Normal"/>
-        <w:rPr/>
-      </w:pPr>
-      <w:r>
-        <w:rPr/>
-        <w:t xml:space="preserve">• </w:t>
-      </w:r>
-      <w:r>
-        <w:rPr/>
-        <w:t>Participated in hackathons and masterclasses focused on inovation, collaboration and real-world problem-solving</w:t>
-      </w:r>
-    </w:p>
-    <w:p>
-      <w:pPr>
-        <w:pStyle w:val="Normal"/>
-        <w:rPr/>
-      </w:pPr>
-      <w:r>
-        <w:rPr/>
-        <w:t>•</w:t>
-      </w:r>
-      <w:r>
-        <w:rPr/>
-        <w:t>Successfully graduated with a strong foundation in modern technologies,machine learning integration and data-informed software development practices</w:t>
-      </w:r>
-    </w:p>
-    <w:p>
-      <w:pPr>
-        <w:pStyle w:val="Normal"/>
-        <w:rPr/>
-      </w:pPr>
-      <w:r>
         <w:rPr>
           <w:b/>
-        </w:rPr>
-        <w:t>Site Manager</w:t>
-      </w:r>
-      <w:r>
-        <w:rPr/>
-        <w:br/>
-        <w:t>Pamuco Builders | Meru, Kenya — May 2023 – May 2025</w:t>
-      </w:r>
-    </w:p>
-    <w:p>
-      <w:pPr>
-        <w:pStyle w:val="Normal"/>
-        <w:rPr/>
-      </w:pPr>
-      <w:r>
-        <w:rPr/>
-        <w:t>•</w:t>
-      </w:r>
-      <w:r>
-        <w:rPr/>
-        <w:t>Worked with Pamuco Builders X Kenya National Highway Authority(KeNHA) in maintaining and constructing various projects around the country.</w:t>
-      </w:r>
-    </w:p>
-    <w:p>
-      <w:pPr>
-        <w:pStyle w:val="Normal"/>
-        <w:rPr/>
-      </w:pPr>
-      <w:r>
-        <w:rPr>
-          <w:b/>
+          <w:sz w:val="26"/>
+          <w:szCs w:val="26"/>
+          <w:u w:val="single"/>
         </w:rPr>
         <w:t>Full-Stack Developer / Landscaper</w:t>
       </w:r>
@@ -680,28 +1818,46 @@
     <w:p>
       <w:pPr>
         <w:pStyle w:val="Normal"/>
-        <w:rPr/>
-      </w:pPr>
-      <w:r>
-        <w:rPr/>
+        <w:rPr>
+          <w:sz w:val="24"/>
+          <w:szCs w:val="24"/>
+        </w:rPr>
+      </w:pPr>
+      <w:r>
+        <w:rPr>
+          <w:sz w:val="24"/>
+          <w:szCs w:val="24"/>
+        </w:rPr>
         <w:t xml:space="preserve">• </w:t>
       </w:r>
       <w:r>
-        <w:rPr/>
+        <w:rPr>
+          <w:sz w:val="24"/>
+          <w:szCs w:val="24"/>
+        </w:rPr>
         <w:t>Designed their AI powered and NFT based  Plant Detector to aide and assist Landscapers and environment enthusiast design their natural habitats both for commercial and residential properties.</w:t>
       </w:r>
     </w:p>
     <w:p>
       <w:pPr>
         <w:pStyle w:val="Normal"/>
-        <w:rPr/>
-      </w:pPr>
-      <w:r>
-        <w:rPr/>
+        <w:rPr>
+          <w:sz w:val="24"/>
+          <w:szCs w:val="24"/>
+        </w:rPr>
+      </w:pPr>
+      <w:r>
+        <w:rPr>
+          <w:sz w:val="24"/>
+          <w:szCs w:val="24"/>
+        </w:rPr>
         <w:t>•</w:t>
       </w:r>
       <w:r>
-        <w:rPr/>
+        <w:rPr>
+          <w:sz w:val="24"/>
+          <w:szCs w:val="24"/>
+        </w:rPr>
         <w:t>Now environmentalists can pick plants suited for their area keeping in mind carbon emission and absorption .</w:t>
       </w:r>
     </w:p>
@@ -717,23 +1873,28 @@
         <w:rPr>
           <w:b/>
           <w:sz w:val="24"/>
-        </w:rPr>
-        <w:t>Key Projects</w:t>
-        <w:br/>
+          <w:u w:val="single"/>
+        </w:rPr>
       </w:r>
     </w:p>
     <w:p>
       <w:pPr>
         <w:pStyle w:val="Normal"/>
-        <w:rPr/>
-      </w:pPr>
-      <w:r>
-        <w:rPr/>
-        <w:t xml:space="preserve">• </w:t>
-      </w:r>
-      <w:r>
-        <w:rPr/>
-        <w:t>AI-Powered Dashboards  For Business Insights— At Prompt BI we leverage the power of AI to come up with meaningful dashboards from KPI’s to get insights on data and help businesses scale up on profits and performance.</w:t>
+        <w:rPr>
+          <w:b/>
+          <w:sz w:val="28"/>
+          <w:szCs w:val="28"/>
+          <w:u w:val="none"/>
+        </w:rPr>
+      </w:pPr>
+      <w:r>
+        <w:rPr>
+          <w:b/>
+          <w:sz w:val="28"/>
+          <w:szCs w:val="28"/>
+          <w:u w:val="none"/>
+        </w:rPr>
+        <w:t>Key Projects</w:t>
       </w:r>
     </w:p>
     <w:p>
@@ -742,41 +1903,146 @@
         <w:rPr/>
       </w:pPr>
       <w:r>
+        <w:rPr>
+          <w:sz w:val="24"/>
+          <w:szCs w:val="24"/>
+        </w:rPr>
+        <w:t>•</w:t>
+      </w:r>
+      <w:r>
+        <w:rPr>
+          <w:b/>
+          <w:bCs/>
+          <w:sz w:val="24"/>
+          <w:szCs w:val="24"/>
+        </w:rPr>
+        <w:t xml:space="preserve"> </w:t>
+      </w:r>
+      <w:r>
+        <w:rPr>
+          <w:b/>
+          <w:bCs/>
+          <w:sz w:val="24"/>
+          <w:szCs w:val="24"/>
+        </w:rPr>
+        <w:t xml:space="preserve">BranchChain </w:t>
+      </w:r>
+      <w:r>
+        <w:rPr>
+          <w:sz w:val="24"/>
+          <w:szCs w:val="24"/>
+        </w:rPr>
+        <w:t>– Fintech Banking Management System</w:t>
+      </w:r>
+      <w:r>
         <w:rPr/>
-        <w:t xml:space="preserve">• </w:t>
-      </w:r>
-      <w:r>
-        <w:rPr/>
-        <w:t>AI-Powered and NFT Based Plant Detector— Built a Plant &amp; NFT-based Plant Detector integrating AI-driven computer vision and analytics to help landscapers and environmetalist choose appropriate plants for both residential and commercial properties aligned together with UNSDG 15 (Life on Land)  and Power Learn Project Africa(PLP).</w:t>
+        <w:t xml:space="preserve"> </w:t>
+      </w:r>
+      <w:r>
+        <w:rPr>
+          <w:sz w:val="24"/>
+          <w:szCs w:val="24"/>
+        </w:rPr>
+        <w:t xml:space="preserve">— </w:t>
+      </w:r>
+      <w:r>
+        <w:rPr>
+          <w:sz w:val="24"/>
+          <w:szCs w:val="24"/>
+        </w:rPr>
+        <w:t xml:space="preserve">Developed a permissioned fintech banking platform using </w:t>
+      </w:r>
+      <w:r>
+        <w:rPr>
+          <w:rStyle w:val="Strong"/>
+          <w:sz w:val="24"/>
+          <w:szCs w:val="24"/>
+        </w:rPr>
+        <w:t>Hyperledger Fabric</w:t>
+      </w:r>
+      <w:r>
+        <w:rPr>
+          <w:sz w:val="24"/>
+          <w:szCs w:val="24"/>
+        </w:rPr>
+        <w:t xml:space="preserve"> within the </w:t>
+      </w:r>
+      <w:r>
+        <w:rPr>
+          <w:rStyle w:val="Strong"/>
+          <w:sz w:val="24"/>
+          <w:szCs w:val="24"/>
+        </w:rPr>
+        <w:t>Hyperledger</w:t>
+      </w:r>
+      <w:r>
+        <w:rPr>
+          <w:sz w:val="24"/>
+          <w:szCs w:val="24"/>
+        </w:rPr>
+        <w:t xml:space="preserve"> ecosystem to manage customer accounts and fund transfers with immutable transaction logging, smart contract–enforced business logic, and secure backend-ledger integration for full auditability and data integrity.</w:t>
       </w:r>
     </w:p>
     <w:p>
       <w:pPr>
         <w:pStyle w:val="Normal"/>
-        <w:rPr/>
-      </w:pPr>
-      <w:r>
-        <w:rPr/>
+        <w:rPr>
+          <w:sz w:val="24"/>
+          <w:szCs w:val="24"/>
+        </w:rPr>
+      </w:pPr>
+      <w:r>
+        <w:rPr>
+          <w:sz w:val="24"/>
+          <w:szCs w:val="24"/>
+        </w:rPr>
         <w:t xml:space="preserve">• </w:t>
       </w:r>
       <w:r>
-        <w:rPr/>
-        <w:t>Socioeconomic Data Analysis (STATA + SPSS) — Conducted regression and clustering analyses on household data to identify key determinants of income inequality.</w:t>
+        <w:rPr>
+          <w:b/>
+          <w:bCs/>
+          <w:sz w:val="24"/>
+          <w:szCs w:val="24"/>
+        </w:rPr>
+        <w:t xml:space="preserve">Hedges Care </w:t>
+      </w:r>
+      <w:r>
+        <w:rPr>
+          <w:sz w:val="24"/>
+          <w:szCs w:val="24"/>
+        </w:rPr>
+        <w:t xml:space="preserve">– </w:t>
+      </w:r>
+      <w:r>
+        <w:rPr>
+          <w:sz w:val="24"/>
+          <w:szCs w:val="24"/>
+        </w:rPr>
+        <w:t>AI-Powered and NFT Based Plant Detector— Built a Plant &amp; NFT-based Plant Detector integrating AI-driven computer vision and analytics to help landscapers and environmetalist choose appropriate plants for both residential and commercial properties aligned together with UNSDG 15 (Life on Land)  and Power Learn Project Africa(PLP).</w:t>
       </w:r>
     </w:p>
     <w:p>
       <w:pPr>
         <w:pStyle w:val="Normal"/>
         <w:rPr>
-          <w:b/>
-          <w:sz w:val="24"/>
-        </w:rPr>
-      </w:pPr>
-      <w:r>
-        <w:rPr>
-          <w:b/>
-          <w:sz w:val="24"/>
-        </w:rPr>
+          <w:sz w:val="24"/>
+          <w:szCs w:val="24"/>
+        </w:rPr>
+      </w:pPr>
+      <w:r>
+        <w:rPr>
+          <w:sz w:val="24"/>
+          <w:szCs w:val="24"/>
+        </w:rPr>
+        <w:t xml:space="preserve">• </w:t>
+      </w:r>
+      <w:r>
+        <w:rPr>
+          <w:sz w:val="24"/>
+          <w:szCs w:val="24"/>
+        </w:rPr>
+        <w:t>Socioeconomic Data Analysis (STATA + SPSS) — Conducted regression and clustering analyses on household data to identify key determinants of income inequality.</w:t>
       </w:r>
     </w:p>
     <w:p>
@@ -784,13 +2050,15 @@
         <w:pStyle w:val="Normal"/>
         <w:rPr>
           <w:b/>
-          <w:sz w:val="24"/>
+          <w:sz w:val="28"/>
+          <w:szCs w:val="28"/>
         </w:rPr>
       </w:pPr>
       <w:r>
         <w:rPr>
           <w:b/>
-          <w:sz w:val="24"/>
+          <w:sz w:val="28"/>
+          <w:szCs w:val="28"/>
         </w:rPr>
         <w:t>Technical Skills</w:t>
       </w:r>
@@ -803,6 +2071,45 @@
       <w:r>
         <w:rPr>
           <w:b/>
+          <w:bCs/>
+          <w:sz w:val="24"/>
+        </w:rPr>
+        <w:t xml:space="preserve">• </w:t>
+      </w:r>
+      <w:r>
+        <w:rPr>
+          <w:b/>
+          <w:bCs/>
+          <w:sz w:val="24"/>
+        </w:rPr>
+        <w:t>BlockChain</w:t>
+      </w:r>
+      <w:r>
+        <w:rPr>
+          <w:b/>
+          <w:bCs/>
+          <w:sz w:val="24"/>
+        </w:rPr>
+        <w:t>:</w:t>
+      </w:r>
+      <w:r>
+        <w:rPr>
+          <w:b/>
+          <w:sz w:val="24"/>
+        </w:rPr>
+        <w:t xml:space="preserve">  </w:t>
+      </w:r>
+      <w:r>
+        <w:rPr>
+          <w:b w:val="false"/>
+          <w:bCs w:val="false"/>
+          <w:sz w:val="24"/>
+        </w:rPr>
+        <w:t>Hyperledger Ecosystem(Fabric)</w:t>
+      </w:r>
+      <w:r>
+        <w:rPr>
+          <w:b/>
           <w:sz w:val="24"/>
         </w:rPr>
         <w:br/>
@@ -817,7 +2124,69 @@
       </w:r>
       <w:r>
         <w:rPr/>
-        <w:t xml:space="preserve"> SQL, Python,</w:t>
+        <w:t xml:space="preserve"> </w:t>
+      </w:r>
+      <w:r>
+        <w:rPr>
+          <w:sz w:val="24"/>
+          <w:szCs w:val="24"/>
+        </w:rPr>
+        <w:t>SQL, Python,</w:t>
+      </w:r>
+      <w:r>
+        <w:rPr>
+          <w:sz w:val="24"/>
+          <w:szCs w:val="24"/>
+        </w:rPr>
+        <w:t>Javascript(node)</w:t>
+      </w:r>
+    </w:p>
+    <w:p>
+      <w:pPr>
+        <w:pStyle w:val="Normal"/>
+        <w:rPr/>
+      </w:pPr>
+      <w:r>
+        <w:rPr>
+          <w:b/>
+          <w:bCs/>
+          <w:sz w:val="24"/>
+        </w:rPr>
+        <w:t xml:space="preserve">• </w:t>
+      </w:r>
+      <w:r>
+        <w:rPr>
+          <w:b/>
+          <w:bCs/>
+          <w:sz w:val="24"/>
+        </w:rPr>
+        <w:t>Containers</w:t>
+      </w:r>
+      <w:r>
+        <w:rPr>
+          <w:b/>
+          <w:bCs/>
+          <w:sz w:val="24"/>
+        </w:rPr>
+        <w:t>:</w:t>
+      </w:r>
+      <w:r>
+        <w:rPr>
+          <w:b/>
+          <w:sz w:val="24"/>
+        </w:rPr>
+        <w:t xml:space="preserve">  </w:t>
+      </w:r>
+      <w:r>
+        <w:rPr>
+          <w:b w:val="false"/>
+          <w:bCs w:val="false"/>
+          <w:sz w:val="24"/>
+        </w:rPr>
+        <w:t>Docker</w:t>
+      </w:r>
+      <w:r>
+        <w:rPr/>
         <w:br/>
       </w:r>
       <w:r>
@@ -840,8 +2209,14 @@
         <w:t xml:space="preserve">• Visualization: </w:t>
       </w:r>
       <w:r>
+        <w:rPr>
+          <w:sz w:val="24"/>
+          <w:szCs w:val="24"/>
+        </w:rPr>
+        <w:t>Prompt BI,  MatplotLib, Seaborn, Excel</w:t>
+      </w:r>
+      <w:r>
         <w:rPr/>
-        <w:t>Prompt BI,  MatplotLib, Seaborn, Excel</w:t>
         <w:br/>
       </w:r>
       <w:r>
@@ -852,8 +2227,14 @@
         <w:t xml:space="preserve">• AI Tools: </w:t>
       </w:r>
       <w:r>
+        <w:rPr>
+          <w:sz w:val="24"/>
+          <w:szCs w:val="24"/>
+        </w:rPr>
+        <w:t>ChatGPT, Copilot, Perplexity AI, Ollama</w:t>
+      </w:r>
+      <w:r>
         <w:rPr/>
-        <w:t>ChatGPT, Copilot, Perplexity AI, Ollama</w:t>
         <w:br/>
       </w:r>
       <w:r>
@@ -861,10 +2242,22 @@
           <w:b/>
           <w:bCs/>
         </w:rPr>
-        <w:t xml:space="preserve">• Version Control: </w:t>
-      </w:r>
-      <w:r>
-        <w:rPr/>
+        <w:t>• Version Control:</w:t>
+      </w:r>
+      <w:r>
+        <w:rPr>
+          <w:b/>
+          <w:bCs/>
+          <w:sz w:val="24"/>
+          <w:szCs w:val="24"/>
+        </w:rPr>
+        <w:t xml:space="preserve"> </w:t>
+      </w:r>
+      <w:r>
+        <w:rPr>
+          <w:sz w:val="24"/>
+          <w:szCs w:val="24"/>
+        </w:rPr>
         <w:t>Git, GitHub</w:t>
       </w:r>
     </w:p>
@@ -879,68 +2272,74 @@
       <w:r>
         <w:rPr>
           <w:b/>
-          <w:sz w:val="24"/>
-        </w:rPr>
+          <w:sz w:val="28"/>
+          <w:szCs w:val="28"/>
+        </w:rPr>
+        <w:t>Languages</w:t>
+      </w:r>
+      <w:r>
+        <w:rPr>
+          <w:b/>
+          <w:sz w:val="24"/>
+        </w:rPr>
+        <w:br/>
       </w:r>
     </w:p>
     <w:p>
       <w:pPr>
         <w:pStyle w:val="Normal"/>
         <w:rPr>
+          <w:sz w:val="24"/>
+          <w:szCs w:val="24"/>
+        </w:rPr>
+      </w:pPr>
+      <w:r>
+        <w:rPr>
           <w:b/>
-          <w:sz w:val="24"/>
-        </w:rPr>
-      </w:pPr>
+          <w:bCs/>
+          <w:sz w:val="24"/>
+          <w:szCs w:val="24"/>
+        </w:rPr>
+        <w:t xml:space="preserve">• </w:t>
+      </w:r>
+      <w:r>
+        <w:rPr>
+          <w:sz w:val="24"/>
+          <w:szCs w:val="24"/>
+        </w:rPr>
+        <w:t>English — Fluent</w:t>
+        <w:br/>
+      </w:r>
       <w:r>
         <w:rPr>
           <w:b/>
-          <w:sz w:val="24"/>
-        </w:rPr>
-        <w:t>Languages</w:t>
-        <w:br/>
+          <w:bCs/>
+          <w:sz w:val="24"/>
+          <w:szCs w:val="24"/>
+        </w:rPr>
+        <w:t xml:space="preserve">• </w:t>
+      </w:r>
+      <w:r>
+        <w:rPr>
+          <w:sz w:val="24"/>
+          <w:szCs w:val="24"/>
+        </w:rPr>
+        <w:t>Swahili — Native</w:t>
       </w:r>
     </w:p>
     <w:p>
       <w:pPr>
         <w:pStyle w:val="Normal"/>
-        <w:rPr/>
+        <w:rPr>
+          <w:sz w:val="28"/>
+          <w:szCs w:val="28"/>
+        </w:rPr>
       </w:pPr>
       <w:r>
         <w:rPr>
           <w:b/>
-          <w:bCs/>
-        </w:rPr>
-        <w:t xml:space="preserve">• </w:t>
-      </w:r>
-      <w:r>
-        <w:rPr/>
-        <w:t>English — Fluent</w:t>
-        <w:br/>
-      </w:r>
-      <w:r>
-        <w:rPr>
-          <w:b/>
-          <w:bCs/>
-        </w:rPr>
-        <w:t xml:space="preserve">• </w:t>
-      </w:r>
-      <w:r>
-        <w:rPr/>
-        <w:t>Swahili — Native</w:t>
-      </w:r>
-    </w:p>
-    <w:p>
-      <w:pPr>
-        <w:pStyle w:val="Normal"/>
-        <w:rPr>
-          <w:b/>
-          <w:sz w:val="24"/>
-        </w:rPr>
-      </w:pPr>
-      <w:r>
-        <w:rPr>
-          <w:b/>
-          <w:sz w:val="24"/>
+          <w:sz w:val="28"/>
+          <w:szCs w:val="28"/>
         </w:rPr>
         <w:t>References</w:t>
       </w:r>
@@ -1790,6 +3189,554 @@
   <w:abstractNum w:abstractNumId="7">
     <w:lvl w:ilvl="0">
       <w:start w:val="1"/>
+      <w:numFmt w:val="bullet"/>
+      <w:lvlText w:val=""/>
+      <w:lvlJc w:val="left"/>
+      <w:pPr>
+        <w:tabs>
+          <w:tab w:val="num" w:pos="709"/>
+        </w:tabs>
+        <w:ind w:left="709" w:hanging="283"/>
+      </w:pPr>
+      <w:rPr>
+        <w:rFonts w:ascii="Symbol" w:hAnsi="Symbol" w:cs="Symbol" w:hint="default"/>
+      </w:rPr>
+    </w:lvl>
+    <w:lvl w:ilvl="1">
+      <w:start w:val="1"/>
+      <w:numFmt w:val="bullet"/>
+      <w:lvlText w:val=""/>
+      <w:lvlJc w:val="left"/>
+      <w:pPr>
+        <w:tabs>
+          <w:tab w:val="num" w:pos="1418"/>
+        </w:tabs>
+        <w:ind w:left="1418" w:hanging="283"/>
+      </w:pPr>
+      <w:rPr>
+        <w:rFonts w:ascii="Symbol" w:hAnsi="Symbol" w:cs="Symbol" w:hint="default"/>
+      </w:rPr>
+    </w:lvl>
+    <w:lvl w:ilvl="2">
+      <w:start w:val="1"/>
+      <w:numFmt w:val="bullet"/>
+      <w:lvlText w:val=""/>
+      <w:lvlJc w:val="left"/>
+      <w:pPr>
+        <w:tabs>
+          <w:tab w:val="num" w:pos="2127"/>
+        </w:tabs>
+        <w:ind w:left="2127" w:hanging="283"/>
+      </w:pPr>
+      <w:rPr>
+        <w:rFonts w:ascii="Symbol" w:hAnsi="Symbol" w:cs="Symbol" w:hint="default"/>
+      </w:rPr>
+    </w:lvl>
+    <w:lvl w:ilvl="3">
+      <w:start w:val="1"/>
+      <w:numFmt w:val="bullet"/>
+      <w:lvlText w:val=""/>
+      <w:lvlJc w:val="left"/>
+      <w:pPr>
+        <w:tabs>
+          <w:tab w:val="num" w:pos="2836"/>
+        </w:tabs>
+        <w:ind w:left="2836" w:hanging="283"/>
+      </w:pPr>
+      <w:rPr>
+        <w:rFonts w:ascii="Symbol" w:hAnsi="Symbol" w:cs="Symbol" w:hint="default"/>
+      </w:rPr>
+    </w:lvl>
+    <w:lvl w:ilvl="4">
+      <w:start w:val="1"/>
+      <w:numFmt w:val="bullet"/>
+      <w:lvlText w:val=""/>
+      <w:lvlJc w:val="left"/>
+      <w:pPr>
+        <w:tabs>
+          <w:tab w:val="num" w:pos="3545"/>
+        </w:tabs>
+        <w:ind w:left="3545" w:hanging="283"/>
+      </w:pPr>
+      <w:rPr>
+        <w:rFonts w:ascii="Symbol" w:hAnsi="Symbol" w:cs="Symbol" w:hint="default"/>
+      </w:rPr>
+    </w:lvl>
+    <w:lvl w:ilvl="5">
+      <w:start w:val="1"/>
+      <w:numFmt w:val="bullet"/>
+      <w:lvlText w:val=""/>
+      <w:lvlJc w:val="left"/>
+      <w:pPr>
+        <w:tabs>
+          <w:tab w:val="num" w:pos="4254"/>
+        </w:tabs>
+        <w:ind w:left="4254" w:hanging="283"/>
+      </w:pPr>
+      <w:rPr>
+        <w:rFonts w:ascii="Symbol" w:hAnsi="Symbol" w:cs="Symbol" w:hint="default"/>
+      </w:rPr>
+    </w:lvl>
+    <w:lvl w:ilvl="6">
+      <w:start w:val="1"/>
+      <w:numFmt w:val="bullet"/>
+      <w:lvlText w:val=""/>
+      <w:lvlJc w:val="left"/>
+      <w:pPr>
+        <w:tabs>
+          <w:tab w:val="num" w:pos="4963"/>
+        </w:tabs>
+        <w:ind w:left="4963" w:hanging="283"/>
+      </w:pPr>
+      <w:rPr>
+        <w:rFonts w:ascii="Symbol" w:hAnsi="Symbol" w:cs="Symbol" w:hint="default"/>
+      </w:rPr>
+    </w:lvl>
+    <w:lvl w:ilvl="7">
+      <w:start w:val="1"/>
+      <w:numFmt w:val="bullet"/>
+      <w:lvlText w:val=""/>
+      <w:lvlJc w:val="left"/>
+      <w:pPr>
+        <w:tabs>
+          <w:tab w:val="num" w:pos="5672"/>
+        </w:tabs>
+        <w:ind w:left="5672" w:hanging="283"/>
+      </w:pPr>
+      <w:rPr>
+        <w:rFonts w:ascii="Symbol" w:hAnsi="Symbol" w:cs="Symbol" w:hint="default"/>
+      </w:rPr>
+    </w:lvl>
+    <w:lvl w:ilvl="8">
+      <w:start w:val="1"/>
+      <w:numFmt w:val="bullet"/>
+      <w:lvlText w:val=""/>
+      <w:lvlJc w:val="left"/>
+      <w:pPr>
+        <w:tabs>
+          <w:tab w:val="num" w:pos="6381"/>
+        </w:tabs>
+        <w:ind w:left="6381" w:hanging="283"/>
+      </w:pPr>
+      <w:rPr>
+        <w:rFonts w:ascii="Symbol" w:hAnsi="Symbol" w:cs="Symbol" w:hint="default"/>
+      </w:rPr>
+    </w:lvl>
+  </w:abstractNum>
+  <w:abstractNum w:abstractNumId="8">
+    <w:lvl w:ilvl="0">
+      <w:start w:val="1"/>
+      <w:numFmt w:val="bullet"/>
+      <w:lvlText w:val=""/>
+      <w:lvlJc w:val="left"/>
+      <w:pPr>
+        <w:tabs>
+          <w:tab w:val="num" w:pos="709"/>
+        </w:tabs>
+        <w:ind w:left="709" w:hanging="283"/>
+      </w:pPr>
+      <w:rPr>
+        <w:rFonts w:ascii="Symbol" w:hAnsi="Symbol" w:cs="Symbol" w:hint="default"/>
+      </w:rPr>
+    </w:lvl>
+    <w:lvl w:ilvl="1">
+      <w:start w:val="1"/>
+      <w:numFmt w:val="bullet"/>
+      <w:lvlText w:val=""/>
+      <w:lvlJc w:val="left"/>
+      <w:pPr>
+        <w:tabs>
+          <w:tab w:val="num" w:pos="1418"/>
+        </w:tabs>
+        <w:ind w:left="1418" w:hanging="283"/>
+      </w:pPr>
+      <w:rPr>
+        <w:rFonts w:ascii="Symbol" w:hAnsi="Symbol" w:cs="Symbol" w:hint="default"/>
+      </w:rPr>
+    </w:lvl>
+    <w:lvl w:ilvl="2">
+      <w:start w:val="1"/>
+      <w:numFmt w:val="bullet"/>
+      <w:lvlText w:val=""/>
+      <w:lvlJc w:val="left"/>
+      <w:pPr>
+        <w:tabs>
+          <w:tab w:val="num" w:pos="2127"/>
+        </w:tabs>
+        <w:ind w:left="2127" w:hanging="283"/>
+      </w:pPr>
+      <w:rPr>
+        <w:rFonts w:ascii="Symbol" w:hAnsi="Symbol" w:cs="Symbol" w:hint="default"/>
+      </w:rPr>
+    </w:lvl>
+    <w:lvl w:ilvl="3">
+      <w:start w:val="1"/>
+      <w:numFmt w:val="bullet"/>
+      <w:lvlText w:val=""/>
+      <w:lvlJc w:val="left"/>
+      <w:pPr>
+        <w:tabs>
+          <w:tab w:val="num" w:pos="2836"/>
+        </w:tabs>
+        <w:ind w:left="2836" w:hanging="283"/>
+      </w:pPr>
+      <w:rPr>
+        <w:rFonts w:ascii="Symbol" w:hAnsi="Symbol" w:cs="Symbol" w:hint="default"/>
+      </w:rPr>
+    </w:lvl>
+    <w:lvl w:ilvl="4">
+      <w:start w:val="1"/>
+      <w:numFmt w:val="bullet"/>
+      <w:lvlText w:val=""/>
+      <w:lvlJc w:val="left"/>
+      <w:pPr>
+        <w:tabs>
+          <w:tab w:val="num" w:pos="3545"/>
+        </w:tabs>
+        <w:ind w:left="3545" w:hanging="283"/>
+      </w:pPr>
+      <w:rPr>
+        <w:rFonts w:ascii="Symbol" w:hAnsi="Symbol" w:cs="Symbol" w:hint="default"/>
+      </w:rPr>
+    </w:lvl>
+    <w:lvl w:ilvl="5">
+      <w:start w:val="1"/>
+      <w:numFmt w:val="bullet"/>
+      <w:lvlText w:val=""/>
+      <w:lvlJc w:val="left"/>
+      <w:pPr>
+        <w:tabs>
+          <w:tab w:val="num" w:pos="4254"/>
+        </w:tabs>
+        <w:ind w:left="4254" w:hanging="283"/>
+      </w:pPr>
+      <w:rPr>
+        <w:rFonts w:ascii="Symbol" w:hAnsi="Symbol" w:cs="Symbol" w:hint="default"/>
+      </w:rPr>
+    </w:lvl>
+    <w:lvl w:ilvl="6">
+      <w:start w:val="1"/>
+      <w:numFmt w:val="bullet"/>
+      <w:lvlText w:val=""/>
+      <w:lvlJc w:val="left"/>
+      <w:pPr>
+        <w:tabs>
+          <w:tab w:val="num" w:pos="4963"/>
+        </w:tabs>
+        <w:ind w:left="4963" w:hanging="283"/>
+      </w:pPr>
+      <w:rPr>
+        <w:rFonts w:ascii="Symbol" w:hAnsi="Symbol" w:cs="Symbol" w:hint="default"/>
+      </w:rPr>
+    </w:lvl>
+    <w:lvl w:ilvl="7">
+      <w:start w:val="1"/>
+      <w:numFmt w:val="bullet"/>
+      <w:lvlText w:val=""/>
+      <w:lvlJc w:val="left"/>
+      <w:pPr>
+        <w:tabs>
+          <w:tab w:val="num" w:pos="5672"/>
+        </w:tabs>
+        <w:ind w:left="5672" w:hanging="283"/>
+      </w:pPr>
+      <w:rPr>
+        <w:rFonts w:ascii="Symbol" w:hAnsi="Symbol" w:cs="Symbol" w:hint="default"/>
+      </w:rPr>
+    </w:lvl>
+    <w:lvl w:ilvl="8">
+      <w:start w:val="1"/>
+      <w:numFmt w:val="bullet"/>
+      <w:lvlText w:val=""/>
+      <w:lvlJc w:val="left"/>
+      <w:pPr>
+        <w:tabs>
+          <w:tab w:val="num" w:pos="6381"/>
+        </w:tabs>
+        <w:ind w:left="6381" w:hanging="283"/>
+      </w:pPr>
+      <w:rPr>
+        <w:rFonts w:ascii="Symbol" w:hAnsi="Symbol" w:cs="Symbol" w:hint="default"/>
+      </w:rPr>
+    </w:lvl>
+  </w:abstractNum>
+  <w:abstractNum w:abstractNumId="9">
+    <w:lvl w:ilvl="0">
+      <w:start w:val="1"/>
+      <w:numFmt w:val="bullet"/>
+      <w:lvlText w:val=""/>
+      <w:lvlJc w:val="left"/>
+      <w:pPr>
+        <w:tabs>
+          <w:tab w:val="num" w:pos="709"/>
+        </w:tabs>
+        <w:ind w:left="709" w:hanging="283"/>
+      </w:pPr>
+      <w:rPr>
+        <w:rFonts w:ascii="Symbol" w:hAnsi="Symbol" w:cs="Symbol" w:hint="default"/>
+      </w:rPr>
+    </w:lvl>
+    <w:lvl w:ilvl="1">
+      <w:start w:val="1"/>
+      <w:numFmt w:val="bullet"/>
+      <w:lvlText w:val=""/>
+      <w:lvlJc w:val="left"/>
+      <w:pPr>
+        <w:tabs>
+          <w:tab w:val="num" w:pos="1418"/>
+        </w:tabs>
+        <w:ind w:left="1418" w:hanging="283"/>
+      </w:pPr>
+      <w:rPr>
+        <w:rFonts w:ascii="Symbol" w:hAnsi="Symbol" w:cs="Symbol" w:hint="default"/>
+      </w:rPr>
+    </w:lvl>
+    <w:lvl w:ilvl="2">
+      <w:start w:val="1"/>
+      <w:numFmt w:val="bullet"/>
+      <w:lvlText w:val=""/>
+      <w:lvlJc w:val="left"/>
+      <w:pPr>
+        <w:tabs>
+          <w:tab w:val="num" w:pos="2127"/>
+        </w:tabs>
+        <w:ind w:left="2127" w:hanging="283"/>
+      </w:pPr>
+      <w:rPr>
+        <w:rFonts w:ascii="Symbol" w:hAnsi="Symbol" w:cs="Symbol" w:hint="default"/>
+      </w:rPr>
+    </w:lvl>
+    <w:lvl w:ilvl="3">
+      <w:start w:val="1"/>
+      <w:numFmt w:val="bullet"/>
+      <w:lvlText w:val=""/>
+      <w:lvlJc w:val="left"/>
+      <w:pPr>
+        <w:tabs>
+          <w:tab w:val="num" w:pos="2836"/>
+        </w:tabs>
+        <w:ind w:left="2836" w:hanging="283"/>
+      </w:pPr>
+      <w:rPr>
+        <w:rFonts w:ascii="Symbol" w:hAnsi="Symbol" w:cs="Symbol" w:hint="default"/>
+      </w:rPr>
+    </w:lvl>
+    <w:lvl w:ilvl="4">
+      <w:start w:val="1"/>
+      <w:numFmt w:val="bullet"/>
+      <w:lvlText w:val=""/>
+      <w:lvlJc w:val="left"/>
+      <w:pPr>
+        <w:tabs>
+          <w:tab w:val="num" w:pos="3545"/>
+        </w:tabs>
+        <w:ind w:left="3545" w:hanging="283"/>
+      </w:pPr>
+      <w:rPr>
+        <w:rFonts w:ascii="Symbol" w:hAnsi="Symbol" w:cs="Symbol" w:hint="default"/>
+      </w:rPr>
+    </w:lvl>
+    <w:lvl w:ilvl="5">
+      <w:start w:val="1"/>
+      <w:numFmt w:val="bullet"/>
+      <w:lvlText w:val=""/>
+      <w:lvlJc w:val="left"/>
+      <w:pPr>
+        <w:tabs>
+          <w:tab w:val="num" w:pos="4254"/>
+        </w:tabs>
+        <w:ind w:left="4254" w:hanging="283"/>
+      </w:pPr>
+      <w:rPr>
+        <w:rFonts w:ascii="Symbol" w:hAnsi="Symbol" w:cs="Symbol" w:hint="default"/>
+      </w:rPr>
+    </w:lvl>
+    <w:lvl w:ilvl="6">
+      <w:start w:val="1"/>
+      <w:numFmt w:val="bullet"/>
+      <w:lvlText w:val=""/>
+      <w:lvlJc w:val="left"/>
+      <w:pPr>
+        <w:tabs>
+          <w:tab w:val="num" w:pos="4963"/>
+        </w:tabs>
+        <w:ind w:left="4963" w:hanging="283"/>
+      </w:pPr>
+      <w:rPr>
+        <w:rFonts w:ascii="Symbol" w:hAnsi="Symbol" w:cs="Symbol" w:hint="default"/>
+      </w:rPr>
+    </w:lvl>
+    <w:lvl w:ilvl="7">
+      <w:start w:val="1"/>
+      <w:numFmt w:val="bullet"/>
+      <w:lvlText w:val=""/>
+      <w:lvlJc w:val="left"/>
+      <w:pPr>
+        <w:tabs>
+          <w:tab w:val="num" w:pos="5672"/>
+        </w:tabs>
+        <w:ind w:left="5672" w:hanging="283"/>
+      </w:pPr>
+      <w:rPr>
+        <w:rFonts w:ascii="Symbol" w:hAnsi="Symbol" w:cs="Symbol" w:hint="default"/>
+      </w:rPr>
+    </w:lvl>
+    <w:lvl w:ilvl="8">
+      <w:start w:val="1"/>
+      <w:numFmt w:val="bullet"/>
+      <w:lvlText w:val=""/>
+      <w:lvlJc w:val="left"/>
+      <w:pPr>
+        <w:tabs>
+          <w:tab w:val="num" w:pos="6381"/>
+        </w:tabs>
+        <w:ind w:left="6381" w:hanging="283"/>
+      </w:pPr>
+      <w:rPr>
+        <w:rFonts w:ascii="Symbol" w:hAnsi="Symbol" w:cs="Symbol" w:hint="default"/>
+      </w:rPr>
+    </w:lvl>
+  </w:abstractNum>
+  <w:abstractNum w:abstractNumId="10">
+    <w:lvl w:ilvl="0">
+      <w:start w:val="1"/>
+      <w:numFmt w:val="bullet"/>
+      <w:lvlText w:val=""/>
+      <w:lvlJc w:val="left"/>
+      <w:pPr>
+        <w:tabs>
+          <w:tab w:val="num" w:pos="709"/>
+        </w:tabs>
+        <w:ind w:left="709" w:hanging="283"/>
+      </w:pPr>
+      <w:rPr>
+        <w:rFonts w:ascii="Symbol" w:hAnsi="Symbol" w:cs="Symbol" w:hint="default"/>
+      </w:rPr>
+    </w:lvl>
+    <w:lvl w:ilvl="1">
+      <w:start w:val="1"/>
+      <w:numFmt w:val="bullet"/>
+      <w:lvlText w:val=""/>
+      <w:lvlJc w:val="left"/>
+      <w:pPr>
+        <w:tabs>
+          <w:tab w:val="num" w:pos="1418"/>
+        </w:tabs>
+        <w:ind w:left="1418" w:hanging="283"/>
+      </w:pPr>
+      <w:rPr>
+        <w:rFonts w:ascii="Symbol" w:hAnsi="Symbol" w:cs="Symbol" w:hint="default"/>
+      </w:rPr>
+    </w:lvl>
+    <w:lvl w:ilvl="2">
+      <w:start w:val="1"/>
+      <w:numFmt w:val="bullet"/>
+      <w:lvlText w:val=""/>
+      <w:lvlJc w:val="left"/>
+      <w:pPr>
+        <w:tabs>
+          <w:tab w:val="num" w:pos="2127"/>
+        </w:tabs>
+        <w:ind w:left="2127" w:hanging="283"/>
+      </w:pPr>
+      <w:rPr>
+        <w:rFonts w:ascii="Symbol" w:hAnsi="Symbol" w:cs="Symbol" w:hint="default"/>
+      </w:rPr>
+    </w:lvl>
+    <w:lvl w:ilvl="3">
+      <w:start w:val="1"/>
+      <w:numFmt w:val="bullet"/>
+      <w:lvlText w:val=""/>
+      <w:lvlJc w:val="left"/>
+      <w:pPr>
+        <w:tabs>
+          <w:tab w:val="num" w:pos="2836"/>
+        </w:tabs>
+        <w:ind w:left="2836" w:hanging="283"/>
+      </w:pPr>
+      <w:rPr>
+        <w:rFonts w:ascii="Symbol" w:hAnsi="Symbol" w:cs="Symbol" w:hint="default"/>
+      </w:rPr>
+    </w:lvl>
+    <w:lvl w:ilvl="4">
+      <w:start w:val="1"/>
+      <w:numFmt w:val="bullet"/>
+      <w:lvlText w:val=""/>
+      <w:lvlJc w:val="left"/>
+      <w:pPr>
+        <w:tabs>
+          <w:tab w:val="num" w:pos="3545"/>
+        </w:tabs>
+        <w:ind w:left="3545" w:hanging="283"/>
+      </w:pPr>
+      <w:rPr>
+        <w:rFonts w:ascii="Symbol" w:hAnsi="Symbol" w:cs="Symbol" w:hint="default"/>
+      </w:rPr>
+    </w:lvl>
+    <w:lvl w:ilvl="5">
+      <w:start w:val="1"/>
+      <w:numFmt w:val="bullet"/>
+      <w:lvlText w:val=""/>
+      <w:lvlJc w:val="left"/>
+      <w:pPr>
+        <w:tabs>
+          <w:tab w:val="num" w:pos="4254"/>
+        </w:tabs>
+        <w:ind w:left="4254" w:hanging="283"/>
+      </w:pPr>
+      <w:rPr>
+        <w:rFonts w:ascii="Symbol" w:hAnsi="Symbol" w:cs="Symbol" w:hint="default"/>
+      </w:rPr>
+    </w:lvl>
+    <w:lvl w:ilvl="6">
+      <w:start w:val="1"/>
+      <w:numFmt w:val="bullet"/>
+      <w:lvlText w:val=""/>
+      <w:lvlJc w:val="left"/>
+      <w:pPr>
+        <w:tabs>
+          <w:tab w:val="num" w:pos="4963"/>
+        </w:tabs>
+        <w:ind w:left="4963" w:hanging="283"/>
+      </w:pPr>
+      <w:rPr>
+        <w:rFonts w:ascii="Symbol" w:hAnsi="Symbol" w:cs="Symbol" w:hint="default"/>
+      </w:rPr>
+    </w:lvl>
+    <w:lvl w:ilvl="7">
+      <w:start w:val="1"/>
+      <w:numFmt w:val="bullet"/>
+      <w:lvlText w:val=""/>
+      <w:lvlJc w:val="left"/>
+      <w:pPr>
+        <w:tabs>
+          <w:tab w:val="num" w:pos="5672"/>
+        </w:tabs>
+        <w:ind w:left="5672" w:hanging="283"/>
+      </w:pPr>
+      <w:rPr>
+        <w:rFonts w:ascii="Symbol" w:hAnsi="Symbol" w:cs="Symbol" w:hint="default"/>
+      </w:rPr>
+    </w:lvl>
+    <w:lvl w:ilvl="8">
+      <w:start w:val="1"/>
+      <w:numFmt w:val="bullet"/>
+      <w:lvlText w:val=""/>
+      <w:lvlJc w:val="left"/>
+      <w:pPr>
+        <w:tabs>
+          <w:tab w:val="num" w:pos="6381"/>
+        </w:tabs>
+        <w:ind w:left="6381" w:hanging="283"/>
+      </w:pPr>
+      <w:rPr>
+        <w:rFonts w:ascii="Symbol" w:hAnsi="Symbol" w:cs="Symbol" w:hint="default"/>
+      </w:rPr>
+    </w:lvl>
+  </w:abstractNum>
+  <w:abstractNum w:abstractNumId="11">
+    <w:lvl w:ilvl="0">
+      <w:start w:val="1"/>
       <w:numFmt w:val="none"/>
       <w:suff w:val="nothing"/>
       <w:lvlText w:val=""/>
@@ -1926,6 +3873,18 @@
   </w:num>
   <w:num w:numId="7">
     <w:abstractNumId w:val="7"/>
+  </w:num>
+  <w:num w:numId="8">
+    <w:abstractNumId w:val="8"/>
+  </w:num>
+  <w:num w:numId="9">
+    <w:abstractNumId w:val="9"/>
+  </w:num>
+  <w:num w:numId="10">
+    <w:abstractNumId w:val="10"/>
+  </w:num>
+  <w:num w:numId="11">
+    <w:abstractNumId w:val="11"/>
   </w:num>
 </w:numbering>
 </file>
@@ -2670,8 +4629,8 @@
       <w:spacing w:val="5"/>
     </w:rPr>
   </w:style>
-  <w:style w:type="character" w:styleId="Bulletsuser">
-    <w:name w:val="Bullets (user)"/>
+  <w:style w:type="character" w:styleId="Bullets">
+    <w:name w:val="Bullets"/>
     <w:qFormat/>
     <w:rPr>
       <w:rFonts w:ascii="OpenSymbol" w:hAnsi="OpenSymbol" w:eastAsia="OpenSymbol" w:cs="OpenSymbol"/>

--- a/assets/pdf/Humphrey_Maina_CV.docx
+++ b/assets/pdf/Humphrey_Maina_CV.docx
@@ -662,7 +662,7 @@
           <w:sz w:val="24"/>
           <w:szCs w:val="24"/>
         </w:rPr>
-        <w:t>Permissioned Blockchain Network Architecture</w:t>
+        <w:t>CI/CD pipelines</w:t>
       </w:r>
     </w:p>
     <w:p>
@@ -688,7 +688,7 @@
           <w:sz w:val="24"/>
           <w:szCs w:val="24"/>
         </w:rPr>
-        <w:t>Identity &amp; Access Control (MSP, Channel Management)</w:t>
+        <w:t>Permissioned Blockchain Network Architecture</w:t>
       </w:r>
     </w:p>
     <w:p>
@@ -714,7 +714,7 @@
           <w:sz w:val="24"/>
           <w:szCs w:val="24"/>
         </w:rPr>
-        <w:t>Secure Transaction Design &amp; Ledger Integration</w:t>
+        <w:t>Identity &amp; Access Control (MSP, Channel Management)</w:t>
       </w:r>
     </w:p>
     <w:p>
@@ -740,6 +740,32 @@
           <w:sz w:val="24"/>
           <w:szCs w:val="24"/>
         </w:rPr>
+        <w:t>Secure Transaction Design &amp; Ledger Integration</w:t>
+      </w:r>
+    </w:p>
+    <w:p>
+      <w:pPr>
+        <w:pStyle w:val="BodyText"/>
+        <w:numPr>
+          <w:ilvl w:val="0"/>
+          <w:numId w:val="10"/>
+        </w:numPr>
+        <w:tabs>
+          <w:tab w:val="clear" w:pos="720"/>
+          <w:tab w:val="left" w:pos="0" w:leader="none"/>
+        </w:tabs>
+        <w:spacing w:before="0" w:after="200"/>
+        <w:ind w:hanging="283" w:left="709"/>
+        <w:rPr>
+          <w:sz w:val="24"/>
+          <w:szCs w:val="24"/>
+        </w:rPr>
+      </w:pPr>
+      <w:r>
+        <w:rPr>
+          <w:sz w:val="24"/>
+          <w:szCs w:val="24"/>
+        </w:rPr>
         <w:t>Backend Integration of Blockchain with Data Systems</w:t>
       </w:r>
     </w:p>
@@ -789,7 +815,11 @@
       <w:r>
         <w:rPr/>
         <w:br/>
-        <w:t>Mount Kenya University — 2019 – Present</w:t>
+        <w:t xml:space="preserve">Mount Kenya University — 2019 – </w:t>
+      </w:r>
+      <w:r>
+        <w:rPr/>
+        <w:t>2023</w:t>
       </w:r>
     </w:p>
     <w:p>
@@ -908,7 +938,35 @@
           <w:sz w:val="22"/>
           <w:szCs w:val="22"/>
         </w:rPr>
-        <w:t>Full-Stack &amp; AI for Software Engineering — Power Learn Project Africa (PLP), 2025</w:t>
+        <w:t>Vendor Extanet</w:t>
+      </w:r>
+      <w:r>
+        <w:rPr>
+          <w:sz w:val="22"/>
+          <w:szCs w:val="22"/>
+        </w:rPr>
+        <w:t xml:space="preserve">— </w:t>
+      </w:r>
+      <w:r>
+        <w:rPr>
+          <w:sz w:val="22"/>
+          <w:szCs w:val="22"/>
+        </w:rPr>
+        <w:t>Davis &amp; Shirtliff</w:t>
+      </w:r>
+      <w:r>
+        <w:rPr>
+          <w:sz w:val="22"/>
+          <w:szCs w:val="22"/>
+        </w:rPr>
+        <w:t>, 202</w:t>
+      </w:r>
+      <w:r>
+        <w:rPr>
+          <w:sz w:val="22"/>
+          <w:szCs w:val="22"/>
+        </w:rPr>
+        <w:t>6</w:t>
       </w:r>
     </w:p>
     <w:p>
@@ -931,21 +989,35 @@
           <w:sz w:val="22"/>
           <w:szCs w:val="22"/>
         </w:rPr>
-        <w:t xml:space="preserve">AI Literacy </w:t>
+        <w:t>Hedera Certified Developer Associate (HCDA)</w:t>
       </w:r>
       <w:r>
         <w:rPr>
           <w:sz w:val="22"/>
           <w:szCs w:val="22"/>
         </w:rPr>
-        <w:t>&amp; Governance</w:t>
+        <w:t xml:space="preserve"> — </w:t>
       </w:r>
       <w:r>
         <w:rPr>
           <w:sz w:val="22"/>
           <w:szCs w:val="22"/>
         </w:rPr>
-        <w:t xml:space="preserve"> Certification — Otermans Institute, 2025</w:t>
+        <w:t>Hedera</w:t>
+      </w:r>
+      <w:r>
+        <w:rPr>
+          <w:sz w:val="22"/>
+          <w:szCs w:val="22"/>
+        </w:rPr>
+        <w:t>, 202</w:t>
+      </w:r>
+      <w:r>
+        <w:rPr>
+          <w:sz w:val="22"/>
+          <w:szCs w:val="22"/>
+        </w:rPr>
+        <w:t>6</w:t>
       </w:r>
     </w:p>
     <w:p>
@@ -968,7 +1040,21 @@
           <w:sz w:val="22"/>
           <w:szCs w:val="22"/>
         </w:rPr>
-        <w:t>SPSS &amp; STATA Statistical Analysis — Kesap Research Centre, 2025</w:t>
+        <w:t>Hedera Certified Developer Foundation (HCF)</w:t>
+      </w:r>
+      <w:r>
+        <w:rPr>
+          <w:sz w:val="22"/>
+          <w:szCs w:val="22"/>
+        </w:rPr>
+        <w:t xml:space="preserve"> Certificate, </w:t>
+      </w:r>
+      <w:r>
+        <w:rPr>
+          <w:sz w:val="22"/>
+          <w:szCs w:val="22"/>
+        </w:rPr>
+        <w:t>2026</w:t>
       </w:r>
     </w:p>
     <w:p>
@@ -991,7 +1077,7 @@
           <w:sz w:val="22"/>
           <w:szCs w:val="22"/>
         </w:rPr>
-        <w:t>SQL for Data Analysis — Sololearn, 2023</w:t>
+        <w:t>Full-Stack &amp; AI for Software Engineering — Power Learn Project Africa (PLP), 2025</w:t>
       </w:r>
     </w:p>
     <w:p>
@@ -1014,7 +1100,30 @@
           <w:sz w:val="22"/>
           <w:szCs w:val="22"/>
         </w:rPr>
-        <w:t>PromptBi &amp; DevFest Certificate</w:t>
+        <w:t>AI Literacy &amp; Governance Certification — Otermans Institute, 2025</w:t>
+      </w:r>
+    </w:p>
+    <w:p>
+      <w:pPr>
+        <w:pStyle w:val="Normal"/>
+        <w:rPr>
+          <w:sz w:val="22"/>
+          <w:szCs w:val="22"/>
+        </w:rPr>
+      </w:pPr>
+      <w:r>
+        <w:rPr>
+          <w:sz w:val="22"/>
+          <w:szCs w:val="22"/>
+        </w:rPr>
+        <w:t xml:space="preserve">• </w:t>
+      </w:r>
+      <w:r>
+        <w:rPr>
+          <w:sz w:val="22"/>
+          <w:szCs w:val="22"/>
+        </w:rPr>
+        <w:t>SPSS &amp; STATA Statistical Analysis — Kesap Research Centre, 2025</w:t>
       </w:r>
     </w:p>
     <w:p>
@@ -1068,7 +1177,25 @@
           <w:szCs w:val="26"/>
           <w:u w:val="single"/>
         </w:rPr>
-        <w:t>Blockchain Developer - Intern</w:t>
+        <w:t>B</w:t>
+      </w:r>
+      <w:r>
+        <w:rPr>
+          <w:b/>
+          <w:sz w:val="26"/>
+          <w:szCs w:val="26"/>
+          <w:u w:val="single"/>
+        </w:rPr>
+        <w:t>ack-end</w:t>
+      </w:r>
+      <w:r>
+        <w:rPr>
+          <w:b/>
+          <w:sz w:val="26"/>
+          <w:szCs w:val="26"/>
+          <w:u w:val="single"/>
+        </w:rPr>
+        <w:t xml:space="preserve"> Developer</w:t>
       </w:r>
       <w:r>
         <w:rPr/>
@@ -1076,7 +1203,7 @@
       </w:r>
       <w:r>
         <w:rPr/>
-        <w:t>Momentum Labs</w:t>
+        <w:t>Davis &amp; Shirtliff</w:t>
       </w:r>
       <w:r>
         <w:rPr/>
@@ -1084,7 +1211,7 @@
       </w:r>
       <w:r>
         <w:rPr/>
-        <w:t>7</w:t>
+        <w:t>15</w:t>
       </w:r>
       <w:r>
         <w:rPr>
@@ -1094,23 +1221,343 @@
       </w:r>
       <w:r>
         <w:rPr/>
-        <w:t xml:space="preserve"> January</w:t>
+        <w:t xml:space="preserve"> </w:t>
       </w:r>
       <w:r>
         <w:rPr/>
-        <w:t xml:space="preserve"> 202</w:t>
+        <w:t>May</w:t>
+      </w:r>
+      <w:r>
+        <w:rPr/>
+        <w:t xml:space="preserve"> 2026 –  </w:t>
       </w:r>
       <w:r>
         <w:rPr/>
         <w:t>6</w:t>
       </w:r>
       <w:r>
+        <w:rPr>
+          <w:vertAlign w:val="superscript"/>
+        </w:rPr>
+        <w:t>th</w:t>
+      </w:r>
+      <w:r>
         <w:rPr/>
-        <w:t xml:space="preserve"> –  </w:t>
+        <w:t xml:space="preserve"> </w:t>
       </w:r>
       <w:r>
         <w:rPr/>
-        <w:t>28</w:t>
+        <w:t>August</w:t>
+      </w:r>
+      <w:r>
+        <w:rPr/>
+        <w:t xml:space="preserve"> 2026</w:t>
+      </w:r>
+    </w:p>
+    <w:p>
+      <w:pPr>
+        <w:pStyle w:val="Normal"/>
+        <w:rPr/>
+      </w:pPr>
+      <w:r>
+        <w:rPr>
+          <w:sz w:val="24"/>
+          <w:szCs w:val="24"/>
+        </w:rPr>
+        <w:t xml:space="preserve">• </w:t>
+      </w:r>
+      <w:r>
+        <w:rPr>
+          <w:sz w:val="24"/>
+          <w:szCs w:val="24"/>
+        </w:rPr>
+        <w:t xml:space="preserve">Developed </w:t>
+      </w:r>
+      <w:r>
+        <w:rPr>
+          <w:rStyle w:val="Strong"/>
+          <w:sz w:val="24"/>
+          <w:szCs w:val="24"/>
+        </w:rPr>
+        <w:t>Vendor Extranet</w:t>
+      </w:r>
+      <w:r>
+        <w:rPr>
+          <w:sz w:val="24"/>
+          <w:szCs w:val="24"/>
+        </w:rPr>
+        <w:t xml:space="preserve">, a </w:t>
+      </w:r>
+      <w:r>
+        <w:rPr>
+          <w:sz w:val="24"/>
+          <w:szCs w:val="24"/>
+        </w:rPr>
+        <w:t>vendor</w:t>
+      </w:r>
+      <w:r>
+        <w:rPr>
+          <w:sz w:val="24"/>
+          <w:szCs w:val="24"/>
+        </w:rPr>
+        <w:t xml:space="preserve"> management system built on </w:t>
+      </w:r>
+      <w:r>
+        <w:rPr>
+          <w:rStyle w:val="Strong"/>
+          <w:sz w:val="24"/>
+          <w:szCs w:val="24"/>
+        </w:rPr>
+        <w:t>node js</w:t>
+      </w:r>
+      <w:r>
+        <w:rPr>
+          <w:sz w:val="24"/>
+          <w:szCs w:val="24"/>
+        </w:rPr>
+        <w:t xml:space="preserve">. </w:t>
+      </w:r>
+      <w:r>
+        <w:rPr>
+          <w:sz w:val="24"/>
+          <w:szCs w:val="24"/>
+        </w:rPr>
+        <w:t>Allowing Internal teams to properly follow through with proper emails and invoices to the correct Vendors</w:t>
+      </w:r>
+    </w:p>
+    <w:p>
+      <w:pPr>
+        <w:pStyle w:val="Normal"/>
+        <w:rPr>
+          <w:sz w:val="24"/>
+          <w:szCs w:val="24"/>
+        </w:rPr>
+      </w:pPr>
+      <w:r>
+        <w:rPr>
+          <w:sz w:val="24"/>
+          <w:szCs w:val="24"/>
+        </w:rPr>
+        <w:t xml:space="preserve">• </w:t>
+      </w:r>
+      <w:r>
+        <w:rPr>
+          <w:sz w:val="24"/>
+          <w:szCs w:val="24"/>
+        </w:rPr>
+        <w:t xml:space="preserve">Designed </w:t>
+      </w:r>
+      <w:r>
+        <w:rPr>
+          <w:sz w:val="24"/>
+          <w:szCs w:val="24"/>
+        </w:rPr>
+        <w:t>microservice architecture to pull live data from Microsoft Business central</w:t>
+      </w:r>
+      <w:r>
+        <w:rPr>
+          <w:sz w:val="24"/>
+          <w:szCs w:val="24"/>
+        </w:rPr>
+        <w:t>.</w:t>
+      </w:r>
+    </w:p>
+    <w:p>
+      <w:pPr>
+        <w:pStyle w:val="Normal"/>
+        <w:rPr>
+          <w:sz w:val="24"/>
+          <w:szCs w:val="24"/>
+        </w:rPr>
+      </w:pPr>
+      <w:r>
+        <w:rPr>
+          <w:sz w:val="24"/>
+          <w:szCs w:val="24"/>
+        </w:rPr>
+        <w:t>•</w:t>
+      </w:r>
+      <w:r>
+        <w:rPr>
+          <w:sz w:val="24"/>
+          <w:szCs w:val="24"/>
+        </w:rPr>
+        <w:t xml:space="preserve">Implemented </w:t>
+      </w:r>
+      <w:r>
+        <w:rPr>
+          <w:sz w:val="24"/>
+          <w:szCs w:val="24"/>
+        </w:rPr>
+        <w:t>system designing</w:t>
+      </w:r>
+      <w:r>
+        <w:rPr>
+          <w:sz w:val="24"/>
+          <w:szCs w:val="24"/>
+        </w:rPr>
+        <w:t xml:space="preserve"> to enforce business logic </w:t>
+      </w:r>
+      <w:r>
+        <w:rPr>
+          <w:sz w:val="24"/>
+          <w:szCs w:val="24"/>
+        </w:rPr>
+        <w:t>and</w:t>
+      </w:r>
+      <w:r>
+        <w:rPr>
+          <w:sz w:val="24"/>
+          <w:szCs w:val="24"/>
+        </w:rPr>
+        <w:t xml:space="preserve"> transaction validation.</w:t>
+      </w:r>
+    </w:p>
+    <w:p>
+      <w:pPr>
+        <w:pStyle w:val="Normal"/>
+        <w:rPr>
+          <w:sz w:val="24"/>
+          <w:szCs w:val="24"/>
+        </w:rPr>
+      </w:pPr>
+      <w:r>
+        <w:rPr>
+          <w:b w:val="false"/>
+          <w:bCs w:val="false"/>
+          <w:szCs w:val="24"/>
+        </w:rPr>
+        <w:t xml:space="preserve">• </w:t>
+      </w:r>
+      <w:r>
+        <w:rPr>
+          <w:szCs w:val="24"/>
+        </w:rPr>
+        <w:t xml:space="preserve">Configured </w:t>
+      </w:r>
+      <w:r>
+        <w:rPr>
+          <w:szCs w:val="24"/>
+        </w:rPr>
+        <w:t>CI/CD pipelines to ensure smooth integration and deployment</w:t>
+      </w:r>
+      <w:r>
+        <w:rPr>
+          <w:szCs w:val="24"/>
+        </w:rPr>
+        <w:t>.</w:t>
+      </w:r>
+    </w:p>
+    <w:p>
+      <w:pPr>
+        <w:pStyle w:val="BodyText"/>
+        <w:spacing w:before="0" w:after="200"/>
+        <w:rPr>
+          <w:sz w:val="24"/>
+        </w:rPr>
+      </w:pPr>
+      <w:r>
+        <w:rPr>
+          <w:rStyle w:val="Strong"/>
+          <w:sz w:val="24"/>
+          <w:u w:val="single"/>
+        </w:rPr>
+        <w:t>Technologies:</w:t>
+      </w:r>
+      <w:r>
+        <w:rPr>
+          <w:sz w:val="24"/>
+          <w:u w:val="none"/>
+        </w:rPr>
+        <w:t xml:space="preserve"> </w:t>
+      </w:r>
+      <w:r>
+        <w:rPr>
+          <w:sz w:val="24"/>
+        </w:rPr>
+        <w:t>Node.js, Docker, Backend APIs,  Git, AI-assisted development tools.</w:t>
+      </w:r>
+    </w:p>
+    <w:p>
+      <w:pPr>
+        <w:pStyle w:val="Normal"/>
+        <w:rPr>
+          <w:sz w:val="24"/>
+          <w:szCs w:val="24"/>
+        </w:rPr>
+      </w:pPr>
+      <w:r>
+        <w:rPr>
+          <w:szCs w:val="24"/>
+        </w:rPr>
+      </w:r>
+    </w:p>
+    <w:p>
+      <w:pPr>
+        <w:pStyle w:val="Normal"/>
+        <w:rPr>
+          <w:b/>
+          <w:sz w:val="26"/>
+          <w:szCs w:val="26"/>
+          <w:u w:val="single"/>
+        </w:rPr>
+      </w:pPr>
+      <w:r>
+        <w:rPr>
+          <w:b/>
+          <w:sz w:val="26"/>
+          <w:szCs w:val="26"/>
+          <w:u w:val="single"/>
+        </w:rPr>
+      </w:r>
+    </w:p>
+    <w:p>
+      <w:pPr>
+        <w:pStyle w:val="Normal"/>
+        <w:rPr>
+          <w:b/>
+          <w:sz w:val="26"/>
+          <w:szCs w:val="26"/>
+          <w:u w:val="single"/>
+        </w:rPr>
+      </w:pPr>
+      <w:r>
+        <w:rPr>
+          <w:b/>
+          <w:sz w:val="26"/>
+          <w:szCs w:val="26"/>
+          <w:u w:val="single"/>
+        </w:rPr>
+      </w:r>
+    </w:p>
+    <w:p>
+      <w:pPr>
+        <w:pStyle w:val="Normal"/>
+        <w:rPr/>
+      </w:pPr>
+      <w:r>
+        <w:rPr>
+          <w:b/>
+          <w:sz w:val="26"/>
+          <w:szCs w:val="26"/>
+          <w:u w:val="single"/>
+        </w:rPr>
+        <w:t>Blockchain Developer - Intern</w:t>
+      </w:r>
+      <w:r>
+        <w:rPr/>
+        <w:br/>
+        <w:t>Momentum Labs | Nairobi, Kenya —  7</w:t>
+      </w:r>
+      <w:r>
+        <w:rPr>
+          <w:vertAlign w:val="superscript"/>
+        </w:rPr>
+        <w:t>th</w:t>
+      </w:r>
+      <w:r>
+        <w:rPr/>
+        <w:t xml:space="preserve"> January 2026 –  28</w:t>
       </w:r>
       <w:r>
         <w:rPr>
@@ -1537,15 +1984,7 @@
       <w:r>
         <w:rPr/>
         <w:br/>
-        <w:t xml:space="preserve">Otermans Institute | United Kingdom </w:t>
-      </w:r>
-      <w:r>
-        <w:rPr/>
-        <w:t>|</w:t>
-      </w:r>
-      <w:r>
-        <w:rPr/>
-        <w:t xml:space="preserve"> August— 25 September 2025 </w:t>
+        <w:t xml:space="preserve">Otermans Institute | United Kingdom | August— 25 September 2025 </w:t>
       </w:r>
     </w:p>
     <w:p>
@@ -1873,7 +2312,6 @@
         <w:rPr>
           <w:b/>
           <w:sz w:val="24"/>
-          <w:u w:val="single"/>
         </w:rPr>
       </w:r>
     </w:p>
@@ -1894,155 +2332,6 @@
           <w:szCs w:val="28"/>
           <w:u w:val="none"/>
         </w:rPr>
-        <w:t>Key Projects</w:t>
-      </w:r>
-    </w:p>
-    <w:p>
-      <w:pPr>
-        <w:pStyle w:val="Normal"/>
-        <w:rPr/>
-      </w:pPr>
-      <w:r>
-        <w:rPr>
-          <w:sz w:val="24"/>
-          <w:szCs w:val="24"/>
-        </w:rPr>
-        <w:t>•</w:t>
-      </w:r>
-      <w:r>
-        <w:rPr>
-          <w:b/>
-          <w:bCs/>
-          <w:sz w:val="24"/>
-          <w:szCs w:val="24"/>
-        </w:rPr>
-        <w:t xml:space="preserve"> </w:t>
-      </w:r>
-      <w:r>
-        <w:rPr>
-          <w:b/>
-          <w:bCs/>
-          <w:sz w:val="24"/>
-          <w:szCs w:val="24"/>
-        </w:rPr>
-        <w:t xml:space="preserve">BranchChain </w:t>
-      </w:r>
-      <w:r>
-        <w:rPr>
-          <w:sz w:val="24"/>
-          <w:szCs w:val="24"/>
-        </w:rPr>
-        <w:t>– Fintech Banking Management System</w:t>
-      </w:r>
-      <w:r>
-        <w:rPr/>
-        <w:t xml:space="preserve"> </w:t>
-      </w:r>
-      <w:r>
-        <w:rPr>
-          <w:sz w:val="24"/>
-          <w:szCs w:val="24"/>
-        </w:rPr>
-        <w:t xml:space="preserve">— </w:t>
-      </w:r>
-      <w:r>
-        <w:rPr>
-          <w:sz w:val="24"/>
-          <w:szCs w:val="24"/>
-        </w:rPr>
-        <w:t xml:space="preserve">Developed a permissioned fintech banking platform using </w:t>
-      </w:r>
-      <w:r>
-        <w:rPr>
-          <w:rStyle w:val="Strong"/>
-          <w:sz w:val="24"/>
-          <w:szCs w:val="24"/>
-        </w:rPr>
-        <w:t>Hyperledger Fabric</w:t>
-      </w:r>
-      <w:r>
-        <w:rPr>
-          <w:sz w:val="24"/>
-          <w:szCs w:val="24"/>
-        </w:rPr>
-        <w:t xml:space="preserve"> within the </w:t>
-      </w:r>
-      <w:r>
-        <w:rPr>
-          <w:rStyle w:val="Strong"/>
-          <w:sz w:val="24"/>
-          <w:szCs w:val="24"/>
-        </w:rPr>
-        <w:t>Hyperledger</w:t>
-      </w:r>
-      <w:r>
-        <w:rPr>
-          <w:sz w:val="24"/>
-          <w:szCs w:val="24"/>
-        </w:rPr>
-        <w:t xml:space="preserve"> ecosystem to manage customer accounts and fund transfers with immutable transaction logging, smart contract–enforced business logic, and secure backend-ledger integration for full auditability and data integrity.</w:t>
-      </w:r>
-    </w:p>
-    <w:p>
-      <w:pPr>
-        <w:pStyle w:val="Normal"/>
-        <w:rPr>
-          <w:sz w:val="24"/>
-          <w:szCs w:val="24"/>
-        </w:rPr>
-      </w:pPr>
-      <w:r>
-        <w:rPr>
-          <w:sz w:val="24"/>
-          <w:szCs w:val="24"/>
-        </w:rPr>
-        <w:t xml:space="preserve">• </w:t>
-      </w:r>
-      <w:r>
-        <w:rPr>
-          <w:b/>
-          <w:bCs/>
-          <w:sz w:val="24"/>
-          <w:szCs w:val="24"/>
-        </w:rPr>
-        <w:t xml:space="preserve">Hedges Care </w:t>
-      </w:r>
-      <w:r>
-        <w:rPr>
-          <w:sz w:val="24"/>
-          <w:szCs w:val="24"/>
-        </w:rPr>
-        <w:t xml:space="preserve">– </w:t>
-      </w:r>
-      <w:r>
-        <w:rPr>
-          <w:sz w:val="24"/>
-          <w:szCs w:val="24"/>
-        </w:rPr>
-        <w:t>AI-Powered and NFT Based Plant Detector— Built a Plant &amp; NFT-based Plant Detector integrating AI-driven computer vision and analytics to help landscapers and environmetalist choose appropriate plants for both residential and commercial properties aligned together with UNSDG 15 (Life on Land)  and Power Learn Project Africa(PLP).</w:t>
-      </w:r>
-    </w:p>
-    <w:p>
-      <w:pPr>
-        <w:pStyle w:val="Normal"/>
-        <w:rPr>
-          <w:sz w:val="24"/>
-          <w:szCs w:val="24"/>
-        </w:rPr>
-      </w:pPr>
-      <w:r>
-        <w:rPr>
-          <w:sz w:val="24"/>
-          <w:szCs w:val="24"/>
-        </w:rPr>
-        <w:t xml:space="preserve">• </w:t>
-      </w:r>
-      <w:r>
-        <w:rPr>
-          <w:sz w:val="24"/>
-          <w:szCs w:val="24"/>
-        </w:rPr>
-        <w:t>Socioeconomic Data Analysis (STATA + SPSS) — Conducted regression and clustering analyses on household data to identify key determinants of income inequality.</w:t>
       </w:r>
     </w:p>
     <w:p>
@@ -2052,6 +2341,7 @@
           <w:b/>
           <w:sz w:val="28"/>
           <w:szCs w:val="28"/>
+          <w:u w:val="none"/>
         </w:rPr>
       </w:pPr>
       <w:r>
@@ -2059,53 +2349,384 @@
           <w:b/>
           <w:sz w:val="28"/>
           <w:szCs w:val="28"/>
-        </w:rPr>
-        <w:t>Technical Skills</w:t>
+          <w:u w:val="none"/>
+        </w:rPr>
       </w:r>
     </w:p>
     <w:p>
       <w:pPr>
         <w:pStyle w:val="Normal"/>
-        <w:rPr/>
-      </w:pPr>
+        <w:rPr>
+          <w:b/>
+          <w:sz w:val="28"/>
+          <w:szCs w:val="28"/>
+          <w:u w:val="none"/>
+        </w:rPr>
+      </w:pPr>
+      <w:r>
+        <w:rPr>
+          <w:b/>
+          <w:sz w:val="28"/>
+          <w:szCs w:val="28"/>
+          <w:u w:val="none"/>
+        </w:rPr>
+        <w:t>Key Projects</w:t>
+      </w:r>
+    </w:p>
+    <w:p>
+      <w:pPr>
+        <w:pStyle w:val="Normal"/>
+        <w:rPr>
+          <w:b/>
+          <w:sz w:val="28"/>
+          <w:szCs w:val="28"/>
+          <w:u w:val="none"/>
+        </w:rPr>
+      </w:pPr>
+      <w:r>
+        <w:rPr>
+          <w:b/>
+          <w:sz w:val="24"/>
+          <w:szCs w:val="24"/>
+          <w:u w:val="none"/>
+        </w:rPr>
+        <w:t>•</w:t>
+      </w:r>
       <w:r>
         <w:rPr>
           <w:b/>
           <w:bCs/>
           <w:sz w:val="24"/>
-        </w:rPr>
-        <w:t xml:space="preserve">• </w:t>
+          <w:szCs w:val="24"/>
+          <w:u w:val="none"/>
+        </w:rPr>
+        <w:t xml:space="preserve"> </w:t>
       </w:r>
       <w:r>
         <w:rPr>
           <w:b/>
           <w:bCs/>
           <w:sz w:val="24"/>
-        </w:rPr>
-        <w:t>BlockChain</w:t>
+          <w:szCs w:val="24"/>
+          <w:u w:val="none"/>
+        </w:rPr>
+        <w:t>Vendor Extranet</w:t>
       </w:r>
       <w:r>
         <w:rPr>
           <w:b/>
           <w:bCs/>
           <w:sz w:val="24"/>
-        </w:rPr>
-        <w:t>:</w:t>
+          <w:szCs w:val="24"/>
+          <w:u w:val="none"/>
+        </w:rPr>
+        <w:t xml:space="preserve"> </w:t>
       </w:r>
       <w:r>
         <w:rPr>
           <w:b/>
           <w:sz w:val="24"/>
-        </w:rPr>
-        <w:t xml:space="preserve">  </w:t>
+          <w:szCs w:val="24"/>
+          <w:u w:val="none"/>
+        </w:rPr>
+        <w:t xml:space="preserve">– </w:t>
       </w:r>
       <w:r>
         <w:rPr>
           <w:b w:val="false"/>
           <w:bCs w:val="false"/>
           <w:sz w:val="24"/>
-        </w:rPr>
-        <w:t>Hyperledger Ecosystem(Fabric)</w:t>
+          <w:szCs w:val="24"/>
+          <w:u w:val="none"/>
+        </w:rPr>
+        <w:t>Vendor</w:t>
+      </w:r>
+      <w:r>
+        <w:rPr>
+          <w:b w:val="false"/>
+          <w:bCs w:val="false"/>
+          <w:sz w:val="24"/>
+          <w:szCs w:val="24"/>
+          <w:u w:val="none"/>
+        </w:rPr>
+        <w:t xml:space="preserve"> Management System</w:t>
+      </w:r>
+      <w:r>
+        <w:rPr>
+          <w:b w:val="false"/>
+          <w:bCs w:val="false"/>
+          <w:sz w:val="28"/>
+          <w:szCs w:val="28"/>
+          <w:u w:val="none"/>
+        </w:rPr>
+        <w:t xml:space="preserve"> </w:t>
+      </w:r>
+      <w:r>
+        <w:rPr>
+          <w:b w:val="false"/>
+          <w:bCs w:val="false"/>
+          <w:sz w:val="24"/>
+          <w:szCs w:val="24"/>
+          <w:u w:val="none"/>
+        </w:rPr>
+        <w:t>— Developed a</w:t>
+      </w:r>
+      <w:r>
+        <w:rPr>
+          <w:b w:val="false"/>
+          <w:bCs w:val="false"/>
+          <w:sz w:val="24"/>
+          <w:szCs w:val="24"/>
+          <w:u w:val="none"/>
+        </w:rPr>
+        <w:t>n extranet sy</w:t>
+      </w:r>
+      <w:r>
+        <w:rPr>
+          <w:b w:val="false"/>
+          <w:bCs w:val="false"/>
+          <w:sz w:val="24"/>
+          <w:szCs w:val="24"/>
+          <w:u w:val="none"/>
+        </w:rPr>
+        <w:t>s</w:t>
+      </w:r>
+      <w:r>
+        <w:rPr>
+          <w:b w:val="false"/>
+          <w:bCs w:val="false"/>
+          <w:sz w:val="24"/>
+          <w:szCs w:val="24"/>
+          <w:u w:val="none"/>
+        </w:rPr>
+        <w:t xml:space="preserve">tem for Davis &amp; Shirtliff that allows </w:t>
+      </w:r>
+      <w:r>
+        <w:rPr>
+          <w:b w:val="false"/>
+          <w:bCs w:val="false"/>
+          <w:sz w:val="24"/>
+          <w:szCs w:val="24"/>
+          <w:u w:val="none"/>
+        </w:rPr>
+        <w:t>vendors and  internal teams share documents and invoices through the Microsoft Business Central</w:t>
+      </w:r>
+      <w:r>
+        <w:rPr>
+          <w:b w:val="false"/>
+          <w:bCs w:val="false"/>
+          <w:sz w:val="24"/>
+          <w:szCs w:val="24"/>
+          <w:u w:val="none"/>
+        </w:rPr>
+        <w:t xml:space="preserve">. </w:t>
+      </w:r>
+      <w:r>
+        <w:rPr>
+          <w:b w:val="false"/>
+          <w:bCs w:val="false"/>
+          <w:sz w:val="24"/>
+          <w:szCs w:val="24"/>
+          <w:u w:val="none"/>
+        </w:rPr>
+        <w:t>Ensuring no more sending of  follow-up emails, improper invoicing and loss of documents</w:t>
+      </w:r>
+    </w:p>
+    <w:p>
+      <w:pPr>
+        <w:pStyle w:val="Normal"/>
+        <w:rPr/>
+      </w:pPr>
+      <w:r>
+        <w:rPr>
+          <w:sz w:val="24"/>
+          <w:szCs w:val="24"/>
+        </w:rPr>
+        <w:t xml:space="preserve"> •</w:t>
+      </w:r>
+      <w:r>
+        <w:rPr>
+          <w:b/>
+          <w:bCs/>
+          <w:sz w:val="24"/>
+          <w:szCs w:val="24"/>
+        </w:rPr>
+        <w:t xml:space="preserve"> </w:t>
+      </w:r>
+      <w:r>
+        <w:rPr>
+          <w:b/>
+          <w:bCs/>
+          <w:sz w:val="24"/>
+          <w:szCs w:val="24"/>
+        </w:rPr>
+        <w:t xml:space="preserve">BranchChain </w:t>
+      </w:r>
+      <w:r>
+        <w:rPr>
+          <w:sz w:val="24"/>
+          <w:szCs w:val="24"/>
+        </w:rPr>
+        <w:t>– Fintech Banking Management System</w:t>
+      </w:r>
+      <w:r>
+        <w:rPr/>
+        <w:t xml:space="preserve"> </w:t>
+      </w:r>
+      <w:r>
+        <w:rPr>
+          <w:sz w:val="24"/>
+          <w:szCs w:val="24"/>
+        </w:rPr>
+        <w:t xml:space="preserve">— Developed a permissioned fintech banking platform using </w:t>
+      </w:r>
+      <w:r>
+        <w:rPr>
+          <w:rStyle w:val="Strong"/>
+          <w:sz w:val="24"/>
+          <w:szCs w:val="24"/>
+        </w:rPr>
+        <w:t>Hyperledger Fabric</w:t>
+      </w:r>
+      <w:r>
+        <w:rPr>
+          <w:sz w:val="24"/>
+          <w:szCs w:val="24"/>
+        </w:rPr>
+        <w:t xml:space="preserve"> within the </w:t>
+      </w:r>
+      <w:r>
+        <w:rPr>
+          <w:rStyle w:val="Strong"/>
+          <w:sz w:val="24"/>
+          <w:szCs w:val="24"/>
+        </w:rPr>
+        <w:t>Hyperledger</w:t>
+      </w:r>
+      <w:r>
+        <w:rPr>
+          <w:sz w:val="24"/>
+          <w:szCs w:val="24"/>
+        </w:rPr>
+        <w:t xml:space="preserve"> ecosystem to manage customer accounts and fund transfers with immutable transaction logging, smart contract–enforced business logic, and secure backend-ledger integration for full auditability and data integrity.</w:t>
+      </w:r>
+    </w:p>
+    <w:p>
+      <w:pPr>
+        <w:pStyle w:val="Normal"/>
+        <w:rPr>
+          <w:sz w:val="24"/>
+          <w:szCs w:val="24"/>
+        </w:rPr>
+      </w:pPr>
+      <w:r>
+        <w:rPr>
+          <w:sz w:val="24"/>
+          <w:szCs w:val="24"/>
+        </w:rPr>
+        <w:t xml:space="preserve">• </w:t>
+      </w:r>
+      <w:r>
+        <w:rPr>
+          <w:b/>
+          <w:bCs/>
+          <w:sz w:val="24"/>
+          <w:szCs w:val="24"/>
+        </w:rPr>
+        <w:t xml:space="preserve">Hedges Care </w:t>
+      </w:r>
+      <w:r>
+        <w:rPr>
+          <w:sz w:val="24"/>
+          <w:szCs w:val="24"/>
+        </w:rPr>
+        <w:t>– AI-Powered and NFT Based Plant Detector— Built a Plant &amp; NFT-based Plant Detector integrating AI-driven computer vision and analytics to help landscapers and environmetalist choose appropriate plants for both residential and commercial properties aligned together with UNSDG 15 (Life on Land)  and Power Learn Project Africa(PLP).</w:t>
+      </w:r>
+    </w:p>
+    <w:p>
+      <w:pPr>
+        <w:pStyle w:val="Normal"/>
+        <w:rPr>
+          <w:sz w:val="24"/>
+          <w:szCs w:val="24"/>
+        </w:rPr>
+      </w:pPr>
+      <w:r>
+        <w:rPr>
+          <w:sz w:val="24"/>
+          <w:szCs w:val="24"/>
+        </w:rPr>
+        <w:t xml:space="preserve">• </w:t>
+      </w:r>
+      <w:r>
+        <w:rPr>
+          <w:sz w:val="24"/>
+          <w:szCs w:val="24"/>
+        </w:rPr>
+        <w:t>Socioeconomic Data Analysis (STATA + SPSS) — Conducted regression and clustering analyses on household data to identify key determinants of income inequality.</w:t>
+      </w:r>
+    </w:p>
+    <w:p>
+      <w:pPr>
+        <w:pStyle w:val="Normal"/>
+        <w:rPr>
+          <w:b/>
+          <w:sz w:val="28"/>
+          <w:szCs w:val="28"/>
+        </w:rPr>
+      </w:pPr>
+      <w:r>
+        <w:rPr>
+          <w:b/>
+          <w:sz w:val="28"/>
+          <w:szCs w:val="28"/>
+        </w:rPr>
+        <w:t>Technical Skills</w:t>
+      </w:r>
+    </w:p>
+    <w:p>
+      <w:pPr>
+        <w:pStyle w:val="Normal"/>
+        <w:rPr/>
+      </w:pPr>
+      <w:r>
+        <w:rPr>
+          <w:b/>
+          <w:bCs/>
+          <w:sz w:val="24"/>
+        </w:rPr>
+        <w:t xml:space="preserve">• </w:t>
+      </w:r>
+      <w:r>
+        <w:rPr>
+          <w:b/>
+          <w:bCs/>
+          <w:sz w:val="24"/>
+        </w:rPr>
+        <w:t>BlockChain:</w:t>
+      </w:r>
+      <w:r>
+        <w:rPr>
+          <w:b/>
+          <w:sz w:val="24"/>
+        </w:rPr>
+        <w:t xml:space="preserve">  </w:t>
+      </w:r>
+      <w:r>
+        <w:rPr>
+          <w:b w:val="false"/>
+          <w:bCs w:val="false"/>
+          <w:sz w:val="24"/>
+        </w:rPr>
+        <w:t xml:space="preserve">Hyperledger Ecosystem(Fabric), </w:t>
+      </w:r>
+      <w:r>
+        <w:rPr>
+          <w:b w:val="false"/>
+          <w:bCs w:val="false"/>
+          <w:sz w:val="24"/>
+        </w:rPr>
+        <w:t>Linux</w:t>
       </w:r>
       <w:r>
         <w:rPr>
@@ -2131,14 +2752,7 @@
           <w:sz w:val="24"/>
           <w:szCs w:val="24"/>
         </w:rPr>
-        <w:t>SQL, Python,</w:t>
-      </w:r>
-      <w:r>
-        <w:rPr>
-          <w:sz w:val="24"/>
-          <w:szCs w:val="24"/>
-        </w:rPr>
-        <w:t>Javascript(node)</w:t>
+        <w:t>SQL, Python,Javascript(node)</w:t>
       </w:r>
     </w:p>
     <w:p>
@@ -2160,15 +2774,7 @@
           <w:bCs/>
           <w:sz w:val="24"/>
         </w:rPr>
-        <w:t>Containers</w:t>
-      </w:r>
-      <w:r>
-        <w:rPr>
-          <w:b/>
-          <w:bCs/>
-          <w:sz w:val="24"/>
-        </w:rPr>
-        <w:t>:</w:t>
+        <w:t>Containers:</w:t>
       </w:r>
       <w:r>
         <w:rPr>
@@ -2277,13 +2883,6 @@
         </w:rPr>
         <w:t>Languages</w:t>
       </w:r>
-      <w:r>
-        <w:rPr>
-          <w:b/>
-          <w:sz w:val="24"/>
-        </w:rPr>
-        <w:br/>
-      </w:r>
     </w:p>
     <w:p>
       <w:pPr>
@@ -2325,6 +2924,38 @@
           <w:szCs w:val="24"/>
         </w:rPr>
         <w:t>Swahili — Native</w:t>
+      </w:r>
+    </w:p>
+    <w:p>
+      <w:pPr>
+        <w:pStyle w:val="Normal"/>
+        <w:rPr>
+          <w:sz w:val="28"/>
+          <w:szCs w:val="28"/>
+        </w:rPr>
+      </w:pPr>
+      <w:r>
+        <w:rPr>
+          <w:b/>
+          <w:sz w:val="28"/>
+          <w:szCs w:val="28"/>
+        </w:rPr>
+      </w:r>
+    </w:p>
+    <w:p>
+      <w:pPr>
+        <w:pStyle w:val="Normal"/>
+        <w:rPr>
+          <w:sz w:val="28"/>
+          <w:szCs w:val="28"/>
+        </w:rPr>
+      </w:pPr>
+      <w:r>
+        <w:rPr>
+          <w:b/>
+          <w:sz w:val="28"/>
+          <w:szCs w:val="28"/>
+        </w:rPr>
       </w:r>
     </w:p>
     <w:p>
@@ -4629,18 +5260,25 @@
       <w:spacing w:val="5"/>
     </w:rPr>
   </w:style>
+  <w:style w:type="character" w:styleId="Bulletsuser">
+    <w:name w:val="Bullets (user)"/>
+    <w:qFormat/>
+    <w:rPr>
+      <w:rFonts w:ascii="OpenSymbol" w:hAnsi="OpenSymbol" w:eastAsia="OpenSymbol" w:cs="OpenSymbol"/>
+    </w:rPr>
+  </w:style>
+  <w:style w:type="character" w:styleId="Hyperlink">
+    <w:name w:val="Hyperlink"/>
+    <w:rPr>
+      <w:color w:val="000080"/>
+      <w:u w:val="single"/>
+    </w:rPr>
+  </w:style>
   <w:style w:type="character" w:styleId="Bullets">
     <w:name w:val="Bullets"/>
     <w:qFormat/>
     <w:rPr>
       <w:rFonts w:ascii="OpenSymbol" w:hAnsi="OpenSymbol" w:eastAsia="OpenSymbol" w:cs="OpenSymbol"/>
-    </w:rPr>
-  </w:style>
-  <w:style w:type="character" w:styleId="Hyperlink">
-    <w:name w:val="Hyperlink"/>
-    <w:rPr>
-      <w:color w:val="000080"/>
-      <w:u w:val="single"/>
     </w:rPr>
   </w:style>
   <w:style w:type="paragraph" w:styleId="Heading">
